--- a/reports/databricks-vertical-note-2026-08-11/output/Q3_2026_Databricks_Vertical_Analyst_Note.docx
+++ b/reports/databricks-vertical-note-2026-08-11/output/Q3_2026_Databricks_Vertical_Analyst_Note.docx
@@ -188,7 +188,7 @@
         <w:rPr>
           <w:sz w:val="20"/>
         </w:rPr>
-        <w:t>HARRISON ROLFES  Senior Research Director</w:t>
+        <w:t>HARRISON ROLFES  Senior Research Analyst, Late-Stage Company Research</w:t>
       </w:r>
     </w:p>
     <w:p>
@@ -406,57 +406,89 @@
     <w:p>
       <w:pPr>
         <w:pStyle w:val="ListBullet"/>
-        <w:spacing w:after="80"/>
+        <w:spacing w:after="120"/>
         <w:ind w:left="403"/>
       </w:pPr>
       <w:r>
         <w:rPr>
-          <w:color w:val="262B35"/>
-          <w:sz w:val="21"/>
+          <w:b/>
+          <w:color w:val="1A1A1A"/>
+          <w:sz w:val="20"/>
         </w:rPr>
-        <w:t>Databricks signed a term sheet on July 17 for a strategic round at a $188 billion post-money valuation, led by existing investor Coatue; press reports place the size near $3 billion, and the company expects the close later this summer (company announcement, July 17, 2026).</w:t>
+        <w:t xml:space="preserve">Databricks signed at $188 billion, and the money is not in hand. </w:t>
+      </w:r>
+      <w:r>
+        <w:rPr>
+          <w:color w:val="1A1A1A"/>
+          <w:sz w:val="20"/>
+        </w:rPr>
+        <w:t>The July 17 term sheet for a strategic round is led by existing investor Coatue; press reports place the size near $3 billion, and the company expects the close later this summer (company announcement, July 17, 2026).</w:t>
       </w:r>
     </w:p>
     <w:p>
       <w:pPr>
         <w:pStyle w:val="ListBullet"/>
-        <w:spacing w:after="80"/>
+        <w:spacing w:after="120"/>
         <w:ind w:left="403"/>
       </w:pPr>
       <w:r>
         <w:rPr>
-          <w:color w:val="262B35"/>
-          <w:sz w:val="21"/>
+          <w:b/>
+          <w:color w:val="1A1A1A"/>
+          <w:sz w:val="20"/>
         </w:rPr>
-        <w:t>The bid lands 40% above the $134 billion completed February mark and $13 billion above the top of the previously reported $165 to 175 billion range; funds are not in hand, so the completed mark still anchors valuation work until the close (PitchBook financing note, August 7, 2026).</w:t>
+        <w:t xml:space="preserve">The bid resolves the July rumor upward. </w:t>
+      </w:r>
+      <w:r>
+        <w:rPr>
+          <w:color w:val="1A1A1A"/>
+          <w:sz w:val="20"/>
+        </w:rPr>
+        <w:t>It lands 40% above the $134 billion completed February mark and $13 billion above the top of the previously reported $165 to 175 billion range; until funds settle, the completed mark still anchors valuation work (PitchBook financing note, August 7, 2026).</w:t>
       </w:r>
     </w:p>
     <w:p>
       <w:pPr>
         <w:pStyle w:val="ListBullet"/>
-        <w:spacing w:after="80"/>
+        <w:spacing w:after="120"/>
         <w:ind w:left="403"/>
       </w:pPr>
       <w:r>
         <w:rPr>
-          <w:color w:val="262B35"/>
-          <w:sz w:val="21"/>
+          <w:b/>
+          <w:color w:val="1A1A1A"/>
+          <w:sz w:val="20"/>
         </w:rPr>
-        <w:t>The operating record did not move with the announcement: the last print remains $6.9 billion of annualized revenue growing +80% YoY, the fourth consecutive accelerating disclosure, with gross margin at 74% and guided lower (company disclosure, June 16, 2026).</w:t>
+        <w:t xml:space="preserve">The bid moved; the business did not. </w:t>
+      </w:r>
+      <w:r>
+        <w:rPr>
+          <w:color w:val="1A1A1A"/>
+          <w:sz w:val="20"/>
+        </w:rPr>
+        <w:t>The last print remains $6.9 billion of annualized revenue growing +80% YoY, the fourth consecutive accelerating disclosure, with gross margin at 74% and guided lower (company disclosure, June 16, 2026).</w:t>
       </w:r>
     </w:p>
     <w:p>
       <w:pPr>
         <w:pStyle w:val="ListBullet"/>
-        <w:spacing w:after="80"/>
+        <w:spacing w:after="120"/>
         <w:ind w:left="403"/>
       </w:pPr>
       <w:r>
         <w:rPr>
-          <w:color w:val="262B35"/>
-          <w:sz w:val="21"/>
+          <w:b/>
+          <w:color w:val="1A1A1A"/>
+          <w:sz w:val="20"/>
         </w:rPr>
-        <w:t>At $188 billion the run-rate multiple is 27.2x versus 19.4x at the completed mark, and the quality-adjusted price stays on the cohort floor at either level; the round close and the September to October disclosure window decide which number holds (derived).</w:t>
+        <w:t xml:space="preserve">Both marks stay on the cohort floor. </w:t>
+      </w:r>
+      <w:r>
+        <w:rPr>
+          <w:color w:val="1A1A1A"/>
+          <w:sz w:val="20"/>
+        </w:rPr>
+        <w:t>At $188 billion the run-rate multiple is 27.2x versus 19.4x at the completed mark, and the quality-adjusted price remains the cohort's cheapest at either level; the round close and the September to October disclosure window decide which number holds (derived).</w:t>
       </w:r>
     </w:p>
     <w:p>

--- a/reports/databricks-vertical-note-2026-08-11/output/Q3_2026_Databricks_Vertical_Analyst_Note.docx
+++ b/reports/databricks-vertical-note-2026-08-11/output/Q3_2026_Databricks_Vertical_Analyst_Note.docx
@@ -415,14 +415,14 @@
           <w:color w:val="1A1A1A"/>
           <w:sz w:val="20"/>
         </w:rPr>
-        <w:t xml:space="preserve">Databricks signed at $188 billion, and the money is not in hand. </w:t>
+        <w:t xml:space="preserve">A signed term sheet prices Databricks at $188 billion post-money, 40% above the completed February mark and $13 billion above the top of the previously reported range. </w:t>
       </w:r>
       <w:r>
         <w:rPr>
           <w:color w:val="1A1A1A"/>
           <w:sz w:val="20"/>
         </w:rPr>
-        <w:t>The July 17 term sheet for a strategic round is led by existing investor Coatue; press reports place the size near $3 billion, and the company expects the close later this summer (company announcement, July 17, 2026).</w:t>
+        <w:t>Coatue leads with new and existing investors; press reports place the size near $3 billion, with the close expected later this summer. Until funds settle, the $134 billion completed mark anchors underwriting (company announcement, July 17, 2026).</w:t>
       </w:r>
     </w:p>
     <w:p>
@@ -437,14 +437,14 @@
           <w:color w:val="1A1A1A"/>
           <w:sz w:val="20"/>
         </w:rPr>
-        <w:t xml:space="preserve">The bid resolves the July rumor upward. </w:t>
+        <w:t xml:space="preserve">The bid re-prices the identical June operating print at 27.2x run-rate, from 19.4x at the completed mark. </w:t>
       </w:r>
       <w:r>
         <w:rPr>
           <w:color w:val="1A1A1A"/>
           <w:sz w:val="20"/>
         </w:rPr>
-        <w:t>It lands 40% above the $134 billion completed February mark and $13 billion above the top of the previously reported $165 to 175 billion range; until funds settle, the completed mark still anchors valuation work (PitchBook financing note, August 7, 2026).</w:t>
+        <w:t>No operating disclosure accompanied the announcement, so the September to October print decides which multiple the buyer actually paid (derived).</w:t>
       </w:r>
     </w:p>
     <w:p>
@@ -459,14 +459,14 @@
           <w:color w:val="1A1A1A"/>
           <w:sz w:val="20"/>
         </w:rPr>
-        <w:t xml:space="preserve">The bid moved; the business did not. </w:t>
+        <w:t xml:space="preserve">Run-rate has compounded from $4.0 billion to $6.9 billion in ten months, with growth accelerating from +50% to +80% YoY across four consecutive prints. </w:t>
       </w:r>
       <w:r>
         <w:rPr>
           <w:color w:val="1A1A1A"/>
           <w:sz w:val="20"/>
         </w:rPr>
-        <w:t>The last print remains $6.9 billion of annualized revenue growing +80% YoY, the fourth consecutive accelerating disclosure, with gross margin at 74% and guided lower (company disclosure, June 16, 2026).</w:t>
+        <w:t>Gross margin is the one line moving against the thesis: 74%, down from above 80% and guided lower, four points above the 70% efficiency floor that would force a quality re-score (company disclosure, June 16, 2026).</w:t>
       </w:r>
     </w:p>
     <w:p>
@@ -481,14 +481,14 @@
           <w:color w:val="1A1A1A"/>
           <w:sz w:val="20"/>
         </w:rPr>
-        <w:t xml:space="preserve">Both marks stay on the cohort floor. </w:t>
+        <w:t xml:space="preserve">At $15.2 billion per point of business quality on the completed mark, and roughly $21.3 billion on the announced bid (est.), Databricks remains the cohort's cheapest quality-adjusted asset by more than 5x. </w:t>
       </w:r>
       <w:r>
         <w:rPr>
           <w:color w:val="1A1A1A"/>
           <w:sz w:val="20"/>
         </w:rPr>
-        <w:t>At $188 billion the run-rate multiple is 27.2x versus 19.4x at the completed mark, and the quality-adjusted price remains the cohort's cheapest at either level; the round close and the September to October disclosure window decide which number holds (derived).</w:t>
+        <w:t>The nearest peer pays about $118 billion per point. Two dated catalysts govern the next quarter: the round close before the end of summer, and the September to October disclosure window (derived).</w:t>
       </w:r>
     </w:p>
     <w:p>
@@ -538,7 +538,7 @@
       <w:r>
         <w:drawing>
           <wp:inline xmlns:a="http://schemas.openxmlformats.org/drawingml/2006/main" xmlns:pic="http://schemas.openxmlformats.org/drawingml/2006/picture">
-            <wp:extent cx="5943600" cy="3114369"/>
+            <wp:extent cx="5943600" cy="3321847"/>
             <wp:docPr id="1" name="Picture 1"/>
             <wp:cNvGraphicFramePr>
               <a:graphicFrameLocks noChangeAspect="1"/>
@@ -559,7 +559,7 @@
                   <pic:spPr>
                     <a:xfrm>
                       <a:off x="0" y="0"/>
-                      <a:ext cx="5943600" cy="3114369"/>
+                      <a:ext cx="5943600" cy="3321847"/>
                     </a:xfrm>
                     <a:prstGeom prst="rect"/>
                   </pic:spPr>
@@ -632,7 +632,7 @@
       <w:r>
         <w:drawing>
           <wp:inline xmlns:a="http://schemas.openxmlformats.org/drawingml/2006/main" xmlns:pic="http://schemas.openxmlformats.org/drawingml/2006/picture">
-            <wp:extent cx="5943600" cy="2796477"/>
+            <wp:extent cx="5943600" cy="3033244"/>
             <wp:docPr id="2" name="Picture 2"/>
             <wp:cNvGraphicFramePr>
               <a:graphicFrameLocks noChangeAspect="1"/>
@@ -653,7 +653,7 @@
                   <pic:spPr>
                     <a:xfrm>
                       <a:off x="0" y="0"/>
-                      <a:ext cx="5943600" cy="2796477"/>
+                      <a:ext cx="5943600" cy="3033244"/>
                     </a:xfrm>
                     <a:prstGeom prst="rect"/>
                   </pic:spPr>
@@ -726,7 +726,7 @@
       <w:r>
         <w:drawing>
           <wp:inline xmlns:a="http://schemas.openxmlformats.org/drawingml/2006/main" xmlns:pic="http://schemas.openxmlformats.org/drawingml/2006/picture">
-            <wp:extent cx="5943600" cy="3417637"/>
+            <wp:extent cx="5943600" cy="3826819"/>
             <wp:docPr id="3" name="Picture 3"/>
             <wp:cNvGraphicFramePr>
               <a:graphicFrameLocks noChangeAspect="1"/>
@@ -747,7 +747,7 @@
                   <pic:spPr>
                     <a:xfrm>
                       <a:off x="0" y="0"/>
-                      <a:ext cx="5943600" cy="3417637"/>
+                      <a:ext cx="5943600" cy="3826819"/>
                     </a:xfrm>
                     <a:prstGeom prst="rect"/>
                   </pic:spPr>

--- a/reports/databricks-vertical-note-2026-08-11/output/Q3_2026_Databricks_Vertical_Analyst_Note.docx
+++ b/reports/databricks-vertical-note-2026-08-11/output/Q3_2026_Databricks_Vertical_Analyst_Note.docx
@@ -163,7 +163,7 @@
         <w:rPr>
           <w:sz w:val="20"/>
         </w:rPr>
-        <w:t>0</w:t>
+        <w:t>1</w:t>
       </w:r>
     </w:p>
     <w:p>
@@ -276,6 +276,21 @@
     </w:p>
     <w:p>
       <w:pPr>
+        <w:spacing w:after="20"/>
+        <w:jc w:val="left"/>
+      </w:pPr>
+      <w:r>
+        <w:rPr>
+          <w:b w:val="0"/>
+          <w:i w:val="0"/>
+          <w:color w:val="262B35"/>
+          <w:sz w:val="20"/>
+        </w:rPr>
+        <w:t>Estimative language</w:t>
+      </w:r>
+    </w:p>
+    <w:p>
+      <w:pPr>
         <w:spacing w:after="120"/>
         <w:jc w:val="left"/>
       </w:pPr>
@@ -354,7 +369,7 @@
           <w:color w:val="262B35"/>
           <w:sz w:val="20"/>
         </w:rPr>
-        <w:t>Databricks' rumored round resolved upward into a signed, Coatue-led term sheet at $188 billion, 40% above February's completed mark, with the close expected later this summer. The operating ladder beneath the bid is still accelerating at $7 billion scale, and even at the higher price the company remains the cohort's cheapest asset per unit of business quality.</w:t>
+        <w:t>Databricks signed a Coatue-led term sheet at $188 billion on July 17, 40% above February's completed mark, with the close expected later this summer. The revenue ladder under the bid is still accelerating at $7 billion scale. Even at the higher price, the company remains the cohort's cheapest asset per unit of business quality.</w:t>
       </w:r>
     </w:p>
     <w:p>
@@ -415,14 +430,14 @@
           <w:color w:val="1A1A1A"/>
           <w:sz w:val="20"/>
         </w:rPr>
-        <w:t xml:space="preserve">A signed term sheet prices Databricks at $188 billion post-money, 40% above the completed February mark and $13 billion above the top of the previously reported range. </w:t>
+        <w:t xml:space="preserve">Databricks signed a term sheet at $188 billion on July 17, 40% above its last completed mark. </w:t>
       </w:r>
       <w:r>
         <w:rPr>
           <w:color w:val="1A1A1A"/>
           <w:sz w:val="20"/>
         </w:rPr>
-        <w:t>Coatue leads with new and existing investors; press reports place the size near $3 billion, with the close expected later this summer. Until funds settle, the $134 billion completed mark anchors underwriting (company announcement, July 17, 2026).</w:t>
+        <w:t>Coatue leads the round. Press reports put the size near $3 billion. The company expects to close later this summer; until funds settle, the $134 billion February mark anchors the base case (company announcement, July 17, 2026).</w:t>
       </w:r>
     </w:p>
     <w:p>
@@ -437,14 +452,14 @@
           <w:color w:val="1A1A1A"/>
           <w:sz w:val="20"/>
         </w:rPr>
-        <w:t xml:space="preserve">The bid re-prices the identical June operating print at 27.2x run-rate, from 19.4x at the completed mark. </w:t>
+        <w:t xml:space="preserve">The same $6.9 billion run-rate now carries two prices: 19.4x at the completed mark, 27.2x at the announced one. </w:t>
       </w:r>
       <w:r>
         <w:rPr>
           <w:color w:val="1A1A1A"/>
           <w:sz w:val="20"/>
         </w:rPr>
-        <w:t>No operating disclosure accompanied the announcement, so the September to October print decides which multiple the buyer actually paid (derived).</w:t>
+        <w:t>No operating number moved with the announcement. The September print decides which multiple the buyer paid (derived).</w:t>
       </w:r>
     </w:p>
     <w:p>
@@ -459,14 +474,14 @@
           <w:color w:val="1A1A1A"/>
           <w:sz w:val="20"/>
         </w:rPr>
-        <w:t xml:space="preserve">Run-rate has compounded from $4.0 billion to $6.9 billion in ten months, with growth accelerating from +50% to +80% YoY across four consecutive prints. </w:t>
+        <w:t xml:space="preserve">Revenue is accelerating through $7 billion: four straight prints, +50% to +80% YoY. </w:t>
       </w:r>
       <w:r>
         <w:rPr>
           <w:color w:val="1A1A1A"/>
           <w:sz w:val="20"/>
         </w:rPr>
-        <w:t>Gross margin is the one line moving against the thesis: 74%, down from above 80% and guided lower, four points above the 70% efficiency floor that would force a quality re-score (company disclosure, June 16, 2026).</w:t>
+        <w:t>The counterweight is gross margin, at 74% and guided lower. The floor is 70%. Below it, the quality score gets rebuilt no matter what the round does (company disclosure, June 16, 2026).</w:t>
       </w:r>
     </w:p>
     <w:p>
@@ -481,14 +496,14 @@
           <w:color w:val="1A1A1A"/>
           <w:sz w:val="20"/>
         </w:rPr>
-        <w:t xml:space="preserve">At $15.2 billion per point of business quality on the completed mark, and roughly $21.3 billion on the announced bid (est.), Databricks remains the cohort's cheapest quality-adjusted asset by more than 5x. </w:t>
+        <w:t xml:space="preserve">At either mark, Databricks is the cheapest quality-adjusted asset in the cohort: $15.2 billion per point completed, about $21.3 billion announced (est.). </w:t>
       </w:r>
       <w:r>
         <w:rPr>
           <w:color w:val="1A1A1A"/>
           <w:sz w:val="20"/>
         </w:rPr>
-        <w:t>The nearest peer pays about $118 billion per point. Two dated catalysts govern the next quarter: the round close before the end of summer, and the September to October disclosure window (derived).</w:t>
+        <w:t>The nearest peer pays about $118 billion per point. We assess a close by October 31 as very likely (80-95%). Confidence: moderate; the size and terms are press-sourced (derived).</w:t>
       </w:r>
     </w:p>
     <w:p>
@@ -511,7 +526,7 @@
           <w:color w:val="262B35"/>
           <w:sz w:val="21"/>
         </w:rPr>
-        <w:t>Databricks announced on July 17 that it has signed a term sheet for a strategic funding round at a $188 billion post-money valuation, led by existing investor Coatue with participation from new and existing backers (company announcement, July 17, 2026). The company did not disclose the size; press reports place it near $3 billion. The money is not in hand: the close is expected later this summer, and the deal record carries the round as announced and in progress, the thirteenth equity round (PitchBook financing note, August 7, 2026).</w:t>
+        <w:t>Databricks signed a term sheet on July 17. The round values the company at $188 billion post-money, with Coatue in the lead and new and existing investors behind it (company announcement, July 17, 2026). The company has not disclosed the size. Press reports put it near $3 billion. The close is expected later this summer, and until it lands the money is not in hand; PitchBook carries the round as announced and in progress, the thirteenth (financing note, August 7, 2026).</w:t>
       </w:r>
     </w:p>
     <w:p>
@@ -526,7 +541,22 @@
           <w:color w:val="262B35"/>
           <w:sz w:val="21"/>
         </w:rPr>
-        <w:t>The signed price resolves the July talks upward: $13 billion above the top of the reported $165 to 175 billion range and 40% above the $134 billion completed mark set in February (derived). Under the standing rule that unclosed financings never anchor a base case, $134 billion remains the working mark until funds settle, and the term sheet is treated as the market's confirmed forward bid. A round near $3 billion against February's $7.0 billion raise reads as balance-sheet building on the company's own schedule rather than operational need; the company has said the capital goes to AI capabilities including Genie, Unity AI Gateway, and Lakebase (company announcement via press reports, July 17, 2026).</w:t>
+        <w:t>The last completed mark was $134 billion, set in February. The new bid sits 40% above it. It also sits $13 billion above the top of the range the press reported in June, $165 billion to $175 billion. Rumored rounds usually shrink on contact with a term sheet. This one grew.</w:t>
+      </w:r>
+    </w:p>
+    <w:p>
+      <w:pPr>
+        <w:spacing w:after="140"/>
+        <w:jc w:val="both"/>
+      </w:pPr>
+      <w:r>
+        <w:rPr>
+          <w:b w:val="0"/>
+          <w:i w:val="0"/>
+          <w:color w:val="262B35"/>
+          <w:sz w:val="21"/>
+        </w:rPr>
+        <w:t>The size is the tell. Three billion dollars is less than half of February's $7.0 billion round, and the business generates cash on its own (company, February 9, 2026). A company that raises small at a 40% markup is not funding operations. It is marking itself up and adding dry powder, on its own schedule. The stated use is AI product: Genie, Unity AI Gateway, Lakebase (company announcement via press reports, July 17, 2026). House rule regardless: an unclosed round never anchors the base case. The $134 billion mark holds until funds settle.</w:t>
       </w:r>
     </w:p>
     <w:p>
@@ -605,7 +635,7 @@
           <w:color w:val="262B35"/>
           <w:sz w:val="21"/>
         </w:rPr>
-        <w:t>Nothing in the operating record moved with the announcement. The last dated print is $6.9 billion of annualized revenue growing +80% YoY (company disclosure, June 16, 2026), the fourth consecutive accelerating print in a ladder that runs $4.0 billion, $4.8 billion, $5.4 billion, $6.9 billion across ten months of dated disclosures. Gross margin stands at 74%, down from above 80% and guided lower on agent-driven compute; free cash flow remains positive on trailing and fiscal 2025 bases with no newer print (company, February 9, 2026). Headcount stands at 9,000 (PitchBook, June 9, 2026).</w:t>
+        <w:t>Nothing in the operating record moved with the announcement. The last print stands at $6.9 billion of annualized revenue, up 80% year over year (company disclosure, June 16, 2026). It was the fourth straight print to accelerate: $4.0 billion, $4.8 billion, $5.4 billion, $6.9 billion in ten months. Software companies at this scale slow down. This one sped up.</w:t>
       </w:r>
     </w:p>
     <w:p>
@@ -620,7 +650,22 @@
           <w:color w:val="262B35"/>
           <w:sz w:val="21"/>
         </w:rPr>
-        <w:t>The next scheduled read is the September to October disclosure window, and it carries three tests at once: the run-rate against the June level, the gross margin against the 70% efficiency floor where the cushion is four points, and the refresh of February-vintage operating metrics, retention above 140% and more than 20,000 organizations among them. Until that window, those metrics are cited only with their February dates visible.</w:t>
+        <w:t>The counterweight is gross margin. It stands at 74%, down from above 80%, and management guides it lower; agents fire queries at machine speed, and the compute bill lands in cost of revenue (company disclosure, June 16, 2026). The floor that matters is 70%. Break it and the quality score gets rebuilt, whatever the round does. The cushion is four points.</w:t>
+      </w:r>
+    </w:p>
+    <w:p>
+      <w:pPr>
+        <w:spacing w:after="140"/>
+        <w:jc w:val="both"/>
+      </w:pPr>
+      <w:r>
+        <w:rPr>
+          <w:b w:val="0"/>
+          <w:i w:val="0"/>
+          <w:color w:val="262B35"/>
+          <w:sz w:val="21"/>
+        </w:rPr>
+        <w:t>The rest of the record is firm but dated. Free cash flow was positive on trailing and fiscal 2025 bases at the February disclosure. Retention ran above 140%, across more than 20,000 organizations; both figures are February vintage and past their refresh window. Headcount stands at 9,000 (PitchBook, June 9, 2026). The September to October window is the scheduled refresh. Until then, the old numbers carry their dates.</w:t>
       </w:r>
     </w:p>
     <w:p>
@@ -699,7 +744,7 @@
           <w:color w:val="262B35"/>
           <w:sz w:val="21"/>
         </w:rPr>
-        <w:t>At the completed mark the run-rate multiple is 19.4x; at the announced mark it is 27.2x on the identical June print (derived). Growth adjustment keeps the comparison favorable at either level: 27.2x against +80% growth prices each point of growth at 0.34x, versus roughly 0.49x for the closest listed comparable trading near 15.3x its guided +31% forward product revenue (comparable company 8-K, May 27, 2026; derived).</w:t>
+        <w:t>The bid re-prices the same June print. At $134 billion the multiple is 19.4x run-rate; at $188 billion it is 27.2x (derived). Growth adjustment keeps both defensible. At 27.2x against 80% growth, each point of growth costs 0.34x. The closest listed comparable trades at 15.3x its guided 31% forward growth, or 0.49x per point (comparable company 8-K, May 27, 2026; derived). The buyer at the higher private price still pays less per unit of growth than the public market pays for the slower asset.</w:t>
       </w:r>
     </w:p>
     <w:p>
@@ -714,7 +759,22 @@
           <w:color w:val="262B35"/>
           <w:sz w:val="21"/>
         </w:rPr>
-        <w:t>On the desk's quality framework, the announced price pays roughly $21.3 billion per point of business quality against $15.2 billion at the completed mark (est., derived); the cohort's next-cheapest asset pays about $118 billion per point, the top of the ladder near $188 billion, and the listed parent's implied AI segment about $279 billion (est.). Even granting the full re-rate, the buyer pays roughly a fifth of the cohort's next-cheapest quality-adjusted price. The watch list into the fall: the close itself, expected before the end of summer; the September to October print, where a gross margin below 70% would force a quality re-score regardless of the round; and the registry, where no S-1 was on file at the last verification (SEC EDGAR, July 10, 2026).</w:t>
+        <w:t>The quality math holds too. The completed mark prices business quality at $15.2 billion per point on the desk's framework. The announced bid prices it near $21.3 billion (est.). The nearest peer pays about $118 billion per point, the top of the cohort near $188 billion, and the listed parent's implied AI segment about $279 billion (est., derived). At either mark, Databricks is the cohort floor by more than 5x.</w:t>
+      </w:r>
+    </w:p>
+    <w:p>
+      <w:pPr>
+        <w:spacing w:after="140"/>
+        <w:jc w:val="both"/>
+      </w:pPr>
+      <w:r>
+        <w:rPr>
+          <w:b w:val="0"/>
+          <w:i w:val="0"/>
+          <w:color w:val="262B35"/>
+          <w:sz w:val="21"/>
+        </w:rPr>
+        <w:t>Two dates decide the next quarter. First, the close: the company says later this summer, and we assess completion by October 31 as very likely (80-95%). Confidence: moderate; the size and terms are press-sourced and the company has not disclosed them. Second, the print: September to October, testing the run-rate against $6.9 billion, the margin against 70%, and the February metrics against fresh ones. The kill criterion is written. A gross-margin print below 70% by the October disclosure forces a quality re-score, round or no round. The registry stays quiet; no S-1 was on file at the last check (SEC EDGAR, July 10, 2026).</w:t>
       </w:r>
     </w:p>
     <w:p>
@@ -771,6 +831,487 @@
           <w:sz w:val="15"/>
         </w:rPr>
         <w:t>Valuation per AIBQ point, August 10, 2026. Databricks shown at completed and announced marks; xAI implied inside its listed parent (est.); SSI excluded (pre-revenue).</w:t>
+      </w:r>
+    </w:p>
+    <w:p>
+      <w:pPr>
+        <w:pStyle w:val="Heading2"/>
+      </w:pPr>
+      <w:r>
+        <w:t>Estimative language</w:t>
+      </w:r>
+    </w:p>
+    <w:p>
+      <w:pPr>
+        <w:spacing w:after="140"/>
+        <w:jc w:val="both"/>
+      </w:pPr>
+      <w:r>
+        <w:rPr>
+          <w:b w:val="0"/>
+          <w:i w:val="0"/>
+          <w:color w:val="262B35"/>
+          <w:sz w:val="21"/>
+        </w:rPr>
+        <w:t>Forward-looking judgments in this note use the desk lexicon below. Numbers in parentheses give the assessed probability range. Confidence is stated separately and describes the evidence base, not the event. 'Possible' is never modified; one odds-bearing word per sentence.</w:t>
+      </w:r>
+    </w:p>
+    <w:p>
+      <w:pPr>
+        <w:keepNext/>
+        <w:spacing w:after="60"/>
+        <w:jc w:val="left"/>
+      </w:pPr>
+      <w:r>
+        <w:rPr>
+          <w:b/>
+          <w:i w:val="0"/>
+          <w:color w:val="1F2A44"/>
+          <w:sz w:val="19"/>
+        </w:rPr>
+        <w:t>Probability bands</w:t>
+      </w:r>
+    </w:p>
+    <w:tbl>
+      <w:tblPr>
+        <w:tblW w:type="dxa" w:w="9360"/>
+        <w:jc w:val="center"/>
+        <w:tblLayout w:type="fixed"/>
+        <w:tblLook w:firstColumn="1" w:firstRow="1" w:lastColumn="0" w:lastRow="0" w:noHBand="0" w:noVBand="1" w:val="04A0"/>
+        <w:tblBorders>
+          <w:top w:val="single" w:sz="4" w:space="0" w:color="C9D2DE"/>
+          <w:left w:val="single" w:sz="4" w:space="0" w:color="C9D2DE"/>
+          <w:bottom w:val="single" w:sz="4" w:space="0" w:color="C9D2DE"/>
+          <w:right w:val="single" w:sz="4" w:space="0" w:color="C9D2DE"/>
+          <w:insideH w:val="single" w:sz="4" w:space="0" w:color="C9D2DE"/>
+          <w:insideV w:val="single" w:sz="4" w:space="0" w:color="C9D2DE"/>
+        </w:tblBorders>
+        <w:tblCellMar>
+          <w:top w:w="40" w:type="dxa"/>
+          <w:left w:w="80" w:type="dxa"/>
+          <w:bottom w:w="40" w:type="dxa"/>
+          <w:right w:w="80" w:type="dxa"/>
+        </w:tblCellMar>
+      </w:tblPr>
+      <w:tblGrid>
+        <w:gridCol w:w="4680"/>
+        <w:gridCol w:w="4680"/>
+      </w:tblGrid>
+      <w:tr>
+        <w:trPr>
+          <w:cantSplit/>
+          <w:tblHeader w:val="true"/>
+        </w:trPr>
+        <w:tc>
+          <w:tcPr>
+            <w:tcW w:type="dxa" w:w="7920"/>
+            <w:shd w:val="clear" w:fill="2F5496"/>
+          </w:tcPr>
+          <w:p>
+            <w:pPr>
+              <w:spacing w:after="0"/>
+              <w:jc w:val="left"/>
+            </w:pPr>
+            <w:r/>
+            <w:r>
+              <w:rPr>
+                <w:rFonts w:ascii="Segoe UI" w:hAnsi="Segoe UI"/>
+                <w:b/>
+                <w:i w:val="0"/>
+                <w:color w:val="FFFFFF"/>
+                <w:sz w:val="17"/>
+              </w:rPr>
+              <w:t>Term</w:t>
+            </w:r>
+          </w:p>
+        </w:tc>
+        <w:tc>
+          <w:tcPr>
+            <w:tcW w:type="dxa" w:w="1440"/>
+            <w:shd w:val="clear" w:fill="2F5496"/>
+          </w:tcPr>
+          <w:p>
+            <w:pPr>
+              <w:spacing w:after="0"/>
+              <w:jc w:val="right"/>
+            </w:pPr>
+            <w:r/>
+            <w:r>
+              <w:rPr>
+                <w:rFonts w:ascii="Segoe UI" w:hAnsi="Segoe UI"/>
+                <w:b/>
+                <w:i w:val="0"/>
+                <w:color w:val="FFFFFF"/>
+                <w:sz w:val="17"/>
+              </w:rPr>
+              <w:t>Range</w:t>
+            </w:r>
+          </w:p>
+        </w:tc>
+      </w:tr>
+      <w:tr>
+        <w:trPr>
+          <w:cantSplit/>
+        </w:trPr>
+        <w:tc>
+          <w:tcPr>
+            <w:tcW w:type="dxa" w:w="7920"/>
+          </w:tcPr>
+          <w:p>
+            <w:pPr>
+              <w:spacing w:after="0"/>
+              <w:jc w:val="left"/>
+            </w:pPr>
+            <w:r/>
+            <w:r>
+              <w:rPr>
+                <w:rFonts w:ascii="Segoe UI" w:hAnsi="Segoe UI"/>
+                <w:b w:val="0"/>
+                <w:i w:val="0"/>
+                <w:color w:val="262B35"/>
+                <w:sz w:val="16"/>
+              </w:rPr>
+              <w:t>Almost no chance / remote</w:t>
+            </w:r>
+          </w:p>
+        </w:tc>
+        <w:tc>
+          <w:tcPr>
+            <w:tcW w:type="dxa" w:w="1440"/>
+          </w:tcPr>
+          <w:p>
+            <w:pPr>
+              <w:spacing w:after="0"/>
+              <w:jc w:val="right"/>
+            </w:pPr>
+            <w:r/>
+            <w:r>
+              <w:rPr>
+                <w:rFonts w:ascii="Segoe UI" w:hAnsi="Segoe UI"/>
+                <w:b w:val="0"/>
+                <w:i w:val="0"/>
+                <w:color w:val="262B35"/>
+                <w:sz w:val="16"/>
+              </w:rPr>
+              <w:t>1-5%</w:t>
+            </w:r>
+          </w:p>
+        </w:tc>
+      </w:tr>
+      <w:tr>
+        <w:trPr>
+          <w:cantSplit/>
+        </w:trPr>
+        <w:tc>
+          <w:tcPr>
+            <w:tcW w:type="dxa" w:w="7920"/>
+            <w:shd w:val="clear" w:fill="F2F5F9"/>
+          </w:tcPr>
+          <w:p>
+            <w:pPr>
+              <w:spacing w:after="0"/>
+              <w:jc w:val="left"/>
+            </w:pPr>
+            <w:r/>
+            <w:r>
+              <w:rPr>
+                <w:rFonts w:ascii="Segoe UI" w:hAnsi="Segoe UI"/>
+                <w:b w:val="0"/>
+                <w:i w:val="0"/>
+                <w:color w:val="262B35"/>
+                <w:sz w:val="16"/>
+              </w:rPr>
+              <w:t>Very unlikely / highly improbable</w:t>
+            </w:r>
+          </w:p>
+        </w:tc>
+        <w:tc>
+          <w:tcPr>
+            <w:tcW w:type="dxa" w:w="1440"/>
+            <w:shd w:val="clear" w:fill="F2F5F9"/>
+          </w:tcPr>
+          <w:p>
+            <w:pPr>
+              <w:spacing w:after="0"/>
+              <w:jc w:val="right"/>
+            </w:pPr>
+            <w:r/>
+            <w:r>
+              <w:rPr>
+                <w:rFonts w:ascii="Segoe UI" w:hAnsi="Segoe UI"/>
+                <w:b w:val="0"/>
+                <w:i w:val="0"/>
+                <w:color w:val="262B35"/>
+                <w:sz w:val="16"/>
+              </w:rPr>
+              <w:t>5-20%</w:t>
+            </w:r>
+          </w:p>
+        </w:tc>
+      </w:tr>
+      <w:tr>
+        <w:trPr>
+          <w:cantSplit/>
+        </w:trPr>
+        <w:tc>
+          <w:tcPr>
+            <w:tcW w:type="dxa" w:w="7920"/>
+          </w:tcPr>
+          <w:p>
+            <w:pPr>
+              <w:spacing w:after="0"/>
+              <w:jc w:val="left"/>
+            </w:pPr>
+            <w:r/>
+            <w:r>
+              <w:rPr>
+                <w:rFonts w:ascii="Segoe UI" w:hAnsi="Segoe UI"/>
+                <w:b w:val="0"/>
+                <w:i w:val="0"/>
+                <w:color w:val="262B35"/>
+                <w:sz w:val="16"/>
+              </w:rPr>
+              <w:t>Unlikely / improbable</w:t>
+            </w:r>
+          </w:p>
+        </w:tc>
+        <w:tc>
+          <w:tcPr>
+            <w:tcW w:type="dxa" w:w="1440"/>
+          </w:tcPr>
+          <w:p>
+            <w:pPr>
+              <w:spacing w:after="0"/>
+              <w:jc w:val="right"/>
+            </w:pPr>
+            <w:r/>
+            <w:r>
+              <w:rPr>
+                <w:rFonts w:ascii="Segoe UI" w:hAnsi="Segoe UI"/>
+                <w:b w:val="0"/>
+                <w:i w:val="0"/>
+                <w:color w:val="262B35"/>
+                <w:sz w:val="16"/>
+              </w:rPr>
+              <w:t>20-45%</w:t>
+            </w:r>
+          </w:p>
+        </w:tc>
+      </w:tr>
+      <w:tr>
+        <w:trPr>
+          <w:cantSplit/>
+        </w:trPr>
+        <w:tc>
+          <w:tcPr>
+            <w:tcW w:type="dxa" w:w="7920"/>
+            <w:shd w:val="clear" w:fill="F2F5F9"/>
+          </w:tcPr>
+          <w:p>
+            <w:pPr>
+              <w:spacing w:after="0"/>
+              <w:jc w:val="left"/>
+            </w:pPr>
+            <w:r/>
+            <w:r>
+              <w:rPr>
+                <w:rFonts w:ascii="Segoe UI" w:hAnsi="Segoe UI"/>
+                <w:b w:val="0"/>
+                <w:i w:val="0"/>
+                <w:color w:val="262B35"/>
+                <w:sz w:val="16"/>
+              </w:rPr>
+              <w:t>Roughly even chance</w:t>
+            </w:r>
+          </w:p>
+        </w:tc>
+        <w:tc>
+          <w:tcPr>
+            <w:tcW w:type="dxa" w:w="1440"/>
+            <w:shd w:val="clear" w:fill="F2F5F9"/>
+          </w:tcPr>
+          <w:p>
+            <w:pPr>
+              <w:spacing w:after="0"/>
+              <w:jc w:val="right"/>
+            </w:pPr>
+            <w:r/>
+            <w:r>
+              <w:rPr>
+                <w:rFonts w:ascii="Segoe UI" w:hAnsi="Segoe UI"/>
+                <w:b w:val="0"/>
+                <w:i w:val="0"/>
+                <w:color w:val="262B35"/>
+                <w:sz w:val="16"/>
+              </w:rPr>
+              <w:t>45-55%</w:t>
+            </w:r>
+          </w:p>
+        </w:tc>
+      </w:tr>
+      <w:tr>
+        <w:trPr>
+          <w:cantSplit/>
+        </w:trPr>
+        <w:tc>
+          <w:tcPr>
+            <w:tcW w:type="dxa" w:w="7920"/>
+          </w:tcPr>
+          <w:p>
+            <w:pPr>
+              <w:spacing w:after="0"/>
+              <w:jc w:val="left"/>
+            </w:pPr>
+            <w:r/>
+            <w:r>
+              <w:rPr>
+                <w:rFonts w:ascii="Segoe UI" w:hAnsi="Segoe UI"/>
+                <w:b w:val="0"/>
+                <w:i w:val="0"/>
+                <w:color w:val="262B35"/>
+                <w:sz w:val="16"/>
+              </w:rPr>
+              <w:t>Likely / probable</w:t>
+            </w:r>
+          </w:p>
+        </w:tc>
+        <w:tc>
+          <w:tcPr>
+            <w:tcW w:type="dxa" w:w="1440"/>
+          </w:tcPr>
+          <w:p>
+            <w:pPr>
+              <w:spacing w:after="0"/>
+              <w:jc w:val="right"/>
+            </w:pPr>
+            <w:r/>
+            <w:r>
+              <w:rPr>
+                <w:rFonts w:ascii="Segoe UI" w:hAnsi="Segoe UI"/>
+                <w:b w:val="0"/>
+                <w:i w:val="0"/>
+                <w:color w:val="262B35"/>
+                <w:sz w:val="16"/>
+              </w:rPr>
+              <w:t>55-80%</w:t>
+            </w:r>
+          </w:p>
+        </w:tc>
+      </w:tr>
+      <w:tr>
+        <w:trPr>
+          <w:cantSplit/>
+        </w:trPr>
+        <w:tc>
+          <w:tcPr>
+            <w:tcW w:type="dxa" w:w="7920"/>
+            <w:shd w:val="clear" w:fill="F2F5F9"/>
+          </w:tcPr>
+          <w:p>
+            <w:pPr>
+              <w:spacing w:after="0"/>
+              <w:jc w:val="left"/>
+            </w:pPr>
+            <w:r/>
+            <w:r>
+              <w:rPr>
+                <w:rFonts w:ascii="Segoe UI" w:hAnsi="Segoe UI"/>
+                <w:b w:val="0"/>
+                <w:i w:val="0"/>
+                <w:color w:val="262B35"/>
+                <w:sz w:val="16"/>
+              </w:rPr>
+              <w:t>Very likely / highly probable</w:t>
+            </w:r>
+          </w:p>
+        </w:tc>
+        <w:tc>
+          <w:tcPr>
+            <w:tcW w:type="dxa" w:w="1440"/>
+            <w:shd w:val="clear" w:fill="F2F5F9"/>
+          </w:tcPr>
+          <w:p>
+            <w:pPr>
+              <w:spacing w:after="0"/>
+              <w:jc w:val="right"/>
+            </w:pPr>
+            <w:r/>
+            <w:r>
+              <w:rPr>
+                <w:rFonts w:ascii="Segoe UI" w:hAnsi="Segoe UI"/>
+                <w:b w:val="0"/>
+                <w:i w:val="0"/>
+                <w:color w:val="262B35"/>
+                <w:sz w:val="16"/>
+              </w:rPr>
+              <w:t>80-95%</w:t>
+            </w:r>
+          </w:p>
+        </w:tc>
+      </w:tr>
+      <w:tr>
+        <w:trPr>
+          <w:cantSplit/>
+        </w:trPr>
+        <w:tc>
+          <w:tcPr>
+            <w:tcW w:type="dxa" w:w="7920"/>
+          </w:tcPr>
+          <w:p>
+            <w:pPr>
+              <w:spacing w:after="0"/>
+              <w:jc w:val="left"/>
+            </w:pPr>
+            <w:r/>
+            <w:r>
+              <w:rPr>
+                <w:rFonts w:ascii="Segoe UI" w:hAnsi="Segoe UI"/>
+                <w:b w:val="0"/>
+                <w:i w:val="0"/>
+                <w:color w:val="262B35"/>
+                <w:sz w:val="16"/>
+              </w:rPr>
+              <w:t>Almost certain / nearly certain</w:t>
+            </w:r>
+          </w:p>
+        </w:tc>
+        <w:tc>
+          <w:tcPr>
+            <w:tcW w:type="dxa" w:w="1440"/>
+          </w:tcPr>
+          <w:p>
+            <w:pPr>
+              <w:spacing w:after="0"/>
+              <w:jc w:val="right"/>
+            </w:pPr>
+            <w:r/>
+            <w:r>
+              <w:rPr>
+                <w:rFonts w:ascii="Segoe UI" w:hAnsi="Segoe UI"/>
+                <w:b w:val="0"/>
+                <w:i w:val="0"/>
+                <w:color w:val="262B35"/>
+                <w:sz w:val="16"/>
+              </w:rPr>
+              <w:t>95-99%</w:t>
+            </w:r>
+          </w:p>
+        </w:tc>
+      </w:tr>
+    </w:tbl>
+    <w:p>
+      <w:pPr>
+        <w:spacing w:after="200"/>
+        <w:jc w:val="left"/>
+      </w:pPr>
+      <w:r>
+        <w:rPr>
+          <w:b w:val="0"/>
+          <w:i/>
+          <w:color w:val="6B7280"/>
+          <w:sz w:val="15"/>
+        </w:rPr>
+        <w:t>Desk adoption of the ICD 203 estimative standard; judgments are logged with dates and resolution criteria for calibration.</w:t>
       </w:r>
     </w:p>
     <w:p>

--- a/reports/databricks-vertical-note-2026-08-11/output/Q3_2026_Databricks_Vertical_Analyst_Note.docx
+++ b/reports/databricks-vertical-note-2026-08-11/output/Q3_2026_Databricks_Vertical_Analyst_Note.docx
@@ -121,14 +121,6 @@
         <w:spacing w:after="40"/>
         <w:jc w:val="both"/>
       </w:pPr>
-      <w:r>
-        <w:rPr>
-          <w:b w:val="0"/>
-          <w:i w:val="0"/>
-          <w:color w:val="262B35"/>
-          <w:sz w:val="8"/>
-        </w:rPr>
-      </w:r>
     </w:p>
     <w:p>
       <w:pPr>
@@ -427,6 +419,7 @@
       <w:r>
         <w:rPr>
           <w:b/>
+          <w:i w:val="0"/>
           <w:color w:val="1A1A1A"/>
           <w:sz w:val="20"/>
         </w:rPr>
@@ -434,10 +427,39 @@
       </w:r>
       <w:r>
         <w:rPr>
+          <w:b w:val="0"/>
+          <w:i w:val="0"/>
           <w:color w:val="1A1A1A"/>
           <w:sz w:val="20"/>
         </w:rPr>
-        <w:t>Coatue leads the round. Press reports put the size near $3 billion. The company expects to close later this summer; until funds settle, the $134 billion February mark anchors the base case (company announcement, July 17, 2026).</w:t>
+        <w:t>Coatue leads, with new and existing investors behind it, and press reports put the size near $3 billion.</w:t>
+      </w:r>
+      <w:r>
+        <w:rPr>
+          <w:b w:val="0"/>
+          <w:color w:val="1A1A1A"/>
+          <w:sz w:val="20"/>
+          <w:vertAlign w:val="superscript"/>
+        </w:rPr>
+        <w:t>1</w:t>
+      </w:r>
+      <w:r>
+        <w:rPr>
+          <w:b w:val="0"/>
+          <w:color w:val="1A1A1A"/>
+          <w:sz w:val="20"/>
+          <w:vertAlign w:val="superscript"/>
+        </w:rPr>
+        <w:t>,3</w:t>
+      </w:r>
+      <w:r>
+        <w:rPr>
+          <w:b w:val="0"/>
+          <w:i w:val="0"/>
+          <w:color w:val="1A1A1A"/>
+          <w:sz w:val="20"/>
+        </w:rPr>
+        <w:t xml:space="preserve"> The close is expected later this summer; until funds settle, the $134 billion February mark anchors the base case.</w:t>
       </w:r>
     </w:p>
     <w:p>
@@ -449,6 +471,7 @@
       <w:r>
         <w:rPr>
           <w:b/>
+          <w:i w:val="0"/>
           <w:color w:val="1A1A1A"/>
           <w:sz w:val="20"/>
         </w:rPr>
@@ -456,10 +479,21 @@
       </w:r>
       <w:r>
         <w:rPr>
+          <w:b w:val="0"/>
+          <w:i w:val="0"/>
           <w:color w:val="1A1A1A"/>
           <w:sz w:val="20"/>
         </w:rPr>
-        <w:t>No operating number moved with the announcement. The September print decides which multiple the buyer paid (derived).</w:t>
+        <w:t>No operating number moved with the announcement, so the September print decides which multiple the buyer actually paid.</w:t>
+      </w:r>
+      <w:r>
+        <w:rPr>
+          <w:b w:val="0"/>
+          <w:color w:val="1A1A1A"/>
+          <w:sz w:val="20"/>
+          <w:vertAlign w:val="superscript"/>
+        </w:rPr>
+        <w:t>7</w:t>
       </w:r>
     </w:p>
     <w:p>
@@ -471,6 +505,7 @@
       <w:r>
         <w:rPr>
           <w:b/>
+          <w:i w:val="0"/>
           <w:color w:val="1A1A1A"/>
           <w:sz w:val="20"/>
         </w:rPr>
@@ -478,10 +513,21 @@
       </w:r>
       <w:r>
         <w:rPr>
+          <w:b w:val="0"/>
+          <w:i w:val="0"/>
           <w:color w:val="1A1A1A"/>
           <w:sz w:val="20"/>
         </w:rPr>
-        <w:t>The counterweight is gross margin, at 74% and guided lower. The floor is 70%. Below it, the quality score gets rebuilt no matter what the round does (company disclosure, June 16, 2026).</w:t>
+        <w:t>The counterweight is gross margin at 74%, guided lower, four points above the 70% floor that forces a quality re-score no matter what the round does.</w:t>
+      </w:r>
+      <w:r>
+        <w:rPr>
+          <w:b w:val="0"/>
+          <w:color w:val="1A1A1A"/>
+          <w:sz w:val="20"/>
+          <w:vertAlign w:val="superscript"/>
+        </w:rPr>
+        <w:t>7</w:t>
       </w:r>
     </w:p>
     <w:p>
@@ -493,17 +539,29 @@
       <w:r>
         <w:rPr>
           <w:b/>
+          <w:i w:val="0"/>
           <w:color w:val="1A1A1A"/>
           <w:sz w:val="20"/>
         </w:rPr>
-        <w:t xml:space="preserve">At either mark, Databricks is the cheapest quality-adjusted asset in the cohort: $15.2 billion per point completed, about $21.3 billion announced (est.). </w:t>
+        <w:t xml:space="preserve">At either mark, Databricks is the cheapest quality-adjusted asset in the cohort: $15.2 billion per point of business quality completed, about $21.3 billion announced (est.). </w:t>
       </w:r>
       <w:r>
         <w:rPr>
+          <w:b w:val="0"/>
+          <w:i w:val="0"/>
           <w:color w:val="1A1A1A"/>
           <w:sz w:val="20"/>
         </w:rPr>
-        <w:t>The nearest peer pays about $118 billion per point. We assess a close by October 31 as very likely (80-95%). Confidence: moderate; the size and terms are press-sourced (derived).</w:t>
+        <w:t>The nearest peer pays about $118 billion per point. We assess a close by October 31 as very likely (80-95%). Confidence: moderate; the size and terms are press-sourced.</w:t>
+      </w:r>
+      <w:r>
+        <w:rPr>
+          <w:b w:val="0"/>
+          <w:color w:val="1A1A1A"/>
+          <w:sz w:val="20"/>
+          <w:vertAlign w:val="superscript"/>
+        </w:rPr>
+        <w:t>3</w:t>
       </w:r>
     </w:p>
     <w:p>
@@ -526,7 +584,70 @@
           <w:color w:val="262B35"/>
           <w:sz w:val="21"/>
         </w:rPr>
-        <w:t>Databricks signed a term sheet on July 17. The round values the company at $188 billion post-money, with Coatue in the lead and new and existing investors behind it (company announcement, July 17, 2026). The company has not disclosed the size. Press reports put it near $3 billion. The close is expected later this summer, and until it lands the money is not in hand; PitchBook carries the round as announced and in progress, the thirteenth (financing note, August 7, 2026).</w:t>
+        <w:t>Databricks signed a term sheet on July 17 for a strategic round at $188 billion post-money, led by Coatue with new and existing investors behind it.</w:t>
+      </w:r>
+      <w:r>
+        <w:rPr>
+          <w:b w:val="0"/>
+          <w:color w:val="262B35"/>
+          <w:sz w:val="21"/>
+          <w:vertAlign w:val="superscript"/>
+        </w:rPr>
+        <w:t>1</w:t>
+      </w:r>
+      <w:r>
+        <w:rPr>
+          <w:b w:val="0"/>
+          <w:i w:val="0"/>
+          <w:color w:val="262B35"/>
+          <w:sz w:val="21"/>
+        </w:rPr>
+        <w:t xml:space="preserve"> The company has not said how much it is raising; press reports put the figure near $3 billion.</w:t>
+      </w:r>
+      <w:r>
+        <w:rPr>
+          <w:b w:val="0"/>
+          <w:color w:val="262B35"/>
+          <w:sz w:val="21"/>
+          <w:vertAlign w:val="superscript"/>
+        </w:rPr>
+        <w:t>3</w:t>
+      </w:r>
+      <w:r>
+        <w:rPr>
+          <w:b w:val="0"/>
+          <w:i w:val="0"/>
+          <w:color w:val="262B35"/>
+          <w:sz w:val="21"/>
+        </w:rPr>
+        <w:t xml:space="preserve"> The money is not in hand yet, and the company says so itself, with the close expected later this summer.</w:t>
+      </w:r>
+      <w:r>
+        <w:rPr>
+          <w:b w:val="0"/>
+          <w:color w:val="262B35"/>
+          <w:sz w:val="21"/>
+          <w:vertAlign w:val="superscript"/>
+        </w:rPr>
+        <w:t>2</w:t>
+      </w:r>
+      <w:r>
+        <w:rPr>
+          <w:b w:val="0"/>
+          <w:i w:val="0"/>
+          <w:color w:val="262B35"/>
+          <w:sz w:val="21"/>
+        </w:rPr>
+        <w:t xml:space="preserve"> PitchBook carries the round as announced and in progress, the thirteenth.</w:t>
+      </w:r>
+      <w:r>
+        <w:rPr>
+          <w:b w:val="0"/>
+          <w:color w:val="262B35"/>
+          <w:sz w:val="21"/>
+          <w:vertAlign w:val="superscript"/>
+        </w:rPr>
+        <w:t>5</w:t>
       </w:r>
     </w:p>
     <w:p>
@@ -541,7 +662,34 @@
           <w:color w:val="262B35"/>
           <w:sz w:val="21"/>
         </w:rPr>
-        <w:t>The last completed mark was $134 billion, set in February. The new bid sits 40% above it. It also sits $13 billion above the top of the range the press reported in June, $165 billion to $175 billion. Rumored rounds usually shrink on contact with a term sheet. This one grew.</w:t>
+        <w:t>The last completed mark was $134 billion, set in February.</w:t>
+      </w:r>
+      <w:r>
+        <w:rPr>
+          <w:b w:val="0"/>
+          <w:color w:val="262B35"/>
+          <w:sz w:val="21"/>
+          <w:vertAlign w:val="superscript"/>
+        </w:rPr>
+        <w:t>6</w:t>
+      </w:r>
+      <w:r>
+        <w:rPr>
+          <w:b w:val="0"/>
+          <w:i w:val="0"/>
+          <w:color w:val="262B35"/>
+          <w:sz w:val="21"/>
+        </w:rPr>
+        <w:t xml:space="preserve"> The new bid sits 40% above it, and $13 billion above the top of the $165 billion to $175 billion range the press floated in June. Rumored rounds usually shrink on contact with a term sheet; this one grew, which tells you where the demand sat. Against the cohort the step is almost modest: the same five months took the nearest frontier peer from $380 billion to $965 billion.</w:t>
+      </w:r>
+      <w:r>
+        <w:rPr>
+          <w:b w:val="0"/>
+          <w:color w:val="262B35"/>
+          <w:sz w:val="21"/>
+          <w:vertAlign w:val="superscript"/>
+        </w:rPr>
+        <w:t>4</w:t>
       </w:r>
     </w:p>
     <w:p>
@@ -556,7 +704,43 @@
           <w:color w:val="262B35"/>
           <w:sz w:val="21"/>
         </w:rPr>
-        <w:t>The size is the tell. Three billion dollars is less than half of February's $7.0 billion round, and the business generates cash on its own (company, February 9, 2026). A company that raises small at a 40% markup is not funding operations. It is marking itself up and adding dry powder, on its own schedule. The stated use is AI product: Genie, Unity AI Gateway, Lakebase (company announcement via press reports, July 17, 2026). House rule regardless: an unclosed round never anchors the base case. The $134 billion mark holds until funds settle.</w:t>
+        <w:t>The size is the tell. Three billion dollars is less than half of February's $7.0 billion round, raised by a business that already funds itself.</w:t>
+      </w:r>
+      <w:r>
+        <w:rPr>
+          <w:b w:val="0"/>
+          <w:color w:val="262B35"/>
+          <w:sz w:val="21"/>
+          <w:vertAlign w:val="superscript"/>
+        </w:rPr>
+        <w:t>6</w:t>
+      </w:r>
+      <w:r>
+        <w:rPr>
+          <w:b w:val="0"/>
+          <w:i w:val="0"/>
+          <w:color w:val="262B35"/>
+          <w:sz w:val="21"/>
+        </w:rPr>
+        <w:t xml:space="preserve"> A company that raises small at a 40% markup is not plugging a hole; it is marking itself up and stacking dry powder on its own schedule, with the stated use pointed at AI product: Genie, Unity AI Gateway, Lakebase.</w:t>
+      </w:r>
+      <w:r>
+        <w:rPr>
+          <w:b w:val="0"/>
+          <w:color w:val="262B35"/>
+          <w:sz w:val="21"/>
+          <w:vertAlign w:val="superscript"/>
+        </w:rPr>
+        <w:t>1</w:t>
+      </w:r>
+      <w:r>
+        <w:rPr>
+          <w:b w:val="0"/>
+          <w:i w:val="0"/>
+          <w:color w:val="262B35"/>
+          <w:sz w:val="21"/>
+        </w:rPr>
+        <w:t xml:space="preserve"> The house rule holds regardless. An unclosed round never anchors the base case, so $134 billion stays the working mark until funds settle.</w:t>
       </w:r>
     </w:p>
     <w:p>
@@ -635,7 +819,25 @@
           <w:color w:val="262B35"/>
           <w:sz w:val="21"/>
         </w:rPr>
-        <w:t>Nothing in the operating record moved with the announcement. The last print stands at $6.9 billion of annualized revenue, up 80% year over year (company disclosure, June 16, 2026). It was the fourth straight print to accelerate: $4.0 billion, $4.8 billion, $5.4 billion, $6.9 billion in ten months. Software companies at this scale slow down. This one sped up.</w:t>
+        <w:t>Nothing in the operating record moved with the announcement, and that is the point: the bid re-rates an engine that was already accelerating. The last print stands at $6.9 billion of annualized revenue, up 80% year over year, the fourth straight disclosure to accelerate.</w:t>
+      </w:r>
+      <w:r>
+        <w:rPr>
+          <w:b w:val="0"/>
+          <w:color w:val="262B35"/>
+          <w:sz w:val="21"/>
+          <w:vertAlign w:val="superscript"/>
+        </w:rPr>
+        <w:t>7</w:t>
+      </w:r>
+      <w:r>
+        <w:rPr>
+          <w:b w:val="0"/>
+          <w:i w:val="0"/>
+          <w:color w:val="262B35"/>
+          <w:sz w:val="21"/>
+        </w:rPr>
+        <w:t xml:space="preserve"> The ladder reads $4.0 billion, $4.8 billion, $5.4 billion, $6.9 billion in ten months. Software companies at this scale are supposed to slow down. This one sped up.</w:t>
       </w:r>
     </w:p>
     <w:p>
@@ -650,7 +852,25 @@
           <w:color w:val="262B35"/>
           <w:sz w:val="21"/>
         </w:rPr>
-        <w:t>The counterweight is gross margin. It stands at 74%, down from above 80%, and management guides it lower; agents fire queries at machine speed, and the compute bill lands in cost of revenue (company disclosure, June 16, 2026). The floor that matters is 70%. Break it and the quality score gets rebuilt, whatever the round does. The cushion is four points.</w:t>
+        <w:t>The counterweight is gross margin, and it is the number to watch. Margin stands at 74%, down from above 80%, and management guides it lower because agents fire queries at machine speed and the compute bill lands in cost of revenue.</w:t>
+      </w:r>
+      <w:r>
+        <w:rPr>
+          <w:b w:val="0"/>
+          <w:color w:val="262B35"/>
+          <w:sz w:val="21"/>
+          <w:vertAlign w:val="superscript"/>
+        </w:rPr>
+        <w:t>7</w:t>
+      </w:r>
+      <w:r>
+        <w:rPr>
+          <w:b w:val="0"/>
+          <w:i w:val="0"/>
+          <w:color w:val="262B35"/>
+          <w:sz w:val="21"/>
+        </w:rPr>
+        <w:t xml:space="preserve"> The floor that matters is 70%: break it and the quality score gets rebuilt, whatever the round does. The cushion is four points.</w:t>
       </w:r>
     </w:p>
     <w:p>
@@ -665,7 +885,43 @@
           <w:color w:val="262B35"/>
           <w:sz w:val="21"/>
         </w:rPr>
-        <w:t>The rest of the record is firm but dated. Free cash flow was positive on trailing and fiscal 2025 bases at the February disclosure. Retention ran above 140%, across more than 20,000 organizations; both figures are February vintage and past their refresh window. Headcount stands at 9,000 (PitchBook, June 9, 2026). The September to October window is the scheduled refresh. Until then, the old numbers carry their dates.</w:t>
+        <w:t>The rest of the record is firm but dated. Free cash flow was positive on trailing and fiscal 2025 bases at the February disclosure, retention ran above 140%, and the platform served more than 20,000 organizations; all of it is February vintage and past its refresh window.</w:t>
+      </w:r>
+      <w:r>
+        <w:rPr>
+          <w:b w:val="0"/>
+          <w:color w:val="262B35"/>
+          <w:sz w:val="21"/>
+          <w:vertAlign w:val="superscript"/>
+        </w:rPr>
+        <w:t>6</w:t>
+      </w:r>
+      <w:r>
+        <w:rPr>
+          <w:b w:val="0"/>
+          <w:i w:val="0"/>
+          <w:color w:val="262B35"/>
+          <w:sz w:val="21"/>
+        </w:rPr>
+        <w:t xml:space="preserve"> Headcount stands at 9,000.</w:t>
+      </w:r>
+      <w:r>
+        <w:rPr>
+          <w:b w:val="0"/>
+          <w:color w:val="262B35"/>
+          <w:sz w:val="21"/>
+          <w:vertAlign w:val="superscript"/>
+        </w:rPr>
+        <w:t>5</w:t>
+      </w:r>
+      <w:r>
+        <w:rPr>
+          <w:b w:val="0"/>
+          <w:i w:val="0"/>
+          <w:color w:val="262B35"/>
+          <w:sz w:val="21"/>
+        </w:rPr>
+        <w:t xml:space="preserve"> The September to October window is the scheduled refresh, and until it prints, the old numbers carry their dates.</w:t>
       </w:r>
     </w:p>
     <w:p>
@@ -744,7 +1000,25 @@
           <w:color w:val="262B35"/>
           <w:sz w:val="21"/>
         </w:rPr>
-        <w:t>The bid re-prices the same June print. At $134 billion the multiple is 19.4x run-rate; at $188 billion it is 27.2x (derived). Growth adjustment keeps both defensible. At 27.2x against 80% growth, each point of growth costs 0.34x. The closest listed comparable trades at 15.3x its guided 31% forward growth, or 0.49x per point (comparable company 8-K, May 27, 2026; derived). The buyer at the higher private price still pays less per unit of growth than the public market pays for the slower asset.</w:t>
+        <w:t>The bid re-prices the same June print, so the multiple math is clean: 19.4x run-rate at $134 billion, 27.2x at $188 billion. Growth adjustment keeps both defensible. At 27.2x against 80% growth, a point of growth costs 0.34x; the closest listed comparable trades at 15.3x its guided 31%, or 0.49x per point.</w:t>
+      </w:r>
+      <w:r>
+        <w:rPr>
+          <w:b w:val="0"/>
+          <w:color w:val="262B35"/>
+          <w:sz w:val="21"/>
+          <w:vertAlign w:val="superscript"/>
+        </w:rPr>
+        <w:t>9</w:t>
+      </w:r>
+      <w:r>
+        <w:rPr>
+          <w:b w:val="0"/>
+          <w:i w:val="0"/>
+          <w:color w:val="262B35"/>
+          <w:sz w:val="21"/>
+        </w:rPr>
+        <w:t xml:space="preserve"> The buyer at the higher private price still pays less per unit of growth than the public market pays for the slower asset.</w:t>
       </w:r>
     </w:p>
     <w:p>
@@ -759,7 +1033,7 @@
           <w:color w:val="262B35"/>
           <w:sz w:val="21"/>
         </w:rPr>
-        <w:t>The quality math holds too. The completed mark prices business quality at $15.2 billion per point on the desk's framework. The announced bid prices it near $21.3 billion (est.). The nearest peer pays about $118 billion per point, the top of the cohort near $188 billion, and the listed parent's implied AI segment about $279 billion (est., derived). At either mark, Databricks is the cohort floor by more than 5x.</w:t>
+        <w:t>The quality math holds as well. On the desk's framework the completed mark prices business quality at $15.2 billion per point, and the announced bid prices it near $21.3 billion (est.). The nearest peer pays about $118 billion, the top of the cohort near $188 billion, and the listed parent's implied AI segment about $279 billion (est.). At either mark Databricks is the cohort floor by more than 5x, and that spread, not the round, is the durable fact.</w:t>
       </w:r>
     </w:p>
     <w:p>
@@ -774,7 +1048,34 @@
           <w:color w:val="262B35"/>
           <w:sz w:val="21"/>
         </w:rPr>
-        <w:t>Two dates decide the next quarter. First, the close: the company says later this summer, and we assess completion by October 31 as very likely (80-95%). Confidence: moderate; the size and terms are press-sourced and the company has not disclosed them. Second, the print: September to October, testing the run-rate against $6.9 billion, the margin against 70%, and the February metrics against fresh ones. The kill criterion is written. A gross-margin print below 70% by the October disclosure forces a quality re-score, round or no round. The registry stays quiet; no S-1 was on file at the last check (SEC EDGAR, July 10, 2026).</w:t>
+        <w:t>Two dates decide the next quarter. First, the close: the company says later this summer, and we assess completion by October 31 as very likely (80-95%). Confidence: moderate; the size and terms are press-sourced and the company has not disclosed them.</w:t>
+      </w:r>
+      <w:r>
+        <w:rPr>
+          <w:b w:val="0"/>
+          <w:color w:val="262B35"/>
+          <w:sz w:val="21"/>
+          <w:vertAlign w:val="superscript"/>
+        </w:rPr>
+        <w:t>3</w:t>
+      </w:r>
+      <w:r>
+        <w:rPr>
+          <w:b w:val="0"/>
+          <w:i w:val="0"/>
+          <w:color w:val="262B35"/>
+          <w:sz w:val="21"/>
+        </w:rPr>
+        <w:t xml:space="preserve"> Second, the print: September to October, testing the run-rate against $6.9 billion, the margin against 70%, and the February metrics against fresh ones. The kill criterion is written. A gross-margin print below 70% by the October disclosure forces a quality re-score, round or no round. The registry stays quiet; no S-1 was on file at the last check.</w:t>
+      </w:r>
+      <w:r>
+        <w:rPr>
+          <w:b w:val="0"/>
+          <w:color w:val="262B35"/>
+          <w:sz w:val="21"/>
+          <w:vertAlign w:val="superscript"/>
+        </w:rPr>
+        <w:t>8</w:t>
       </w:r>
     </w:p>
     <w:p>
@@ -1508,6 +1809,24 @@
         <w:t>https://data.sec.gov/submissions/CIK0001587468.json</w:t>
       </w:r>
     </w:p>
+    <w:p>
+      <w:pPr>
+        <w:spacing w:after="60"/>
+      </w:pPr>
+      <w:r>
+        <w:rPr>
+          <w:b/>
+          <w:sz w:val="18"/>
+        </w:rPr>
+        <w:t xml:space="preserve">9. </w:t>
+      </w:r>
+      <w:r>
+        <w:rPr>
+          <w:sz w:val="18"/>
+        </w:rPr>
+        <w:t>Snowflake 8-K, Q1 FY2027 results and FY2027 product revenue guidance ($5.84B, +31%), May 27, 2026.</w:t>
+      </w:r>
+    </w:p>
     <w:sectPr>
       <w:pgSz w:w="12240" w:h="15840"/>
       <w:pgMar w:top="1440" w:right="1440" w:bottom="1440" w:left="1440" w:header="720" w:footer="720" w:gutter="0"/>

--- a/reports/databricks-vertical-note-2026-08-11/output/Q3_2026_Databricks_Vertical_Analyst_Note.docx
+++ b/reports/databricks-vertical-note-2026-08-11/output/Q3_2026_Databricks_Vertical_Analyst_Note.docx
@@ -432,7 +432,7 @@
           <w:color w:val="1A1A1A"/>
           <w:sz w:val="20"/>
         </w:rPr>
-        <w:t>Coatue leads, with new and existing investors behind it, and press reports put the size near $3 billion.</w:t>
+        <w:t>Coatue leads the round, joined by new and existing investors, and press reports put the size near $3 billion.</w:t>
       </w:r>
       <w:r>
         <w:rPr>
@@ -459,7 +459,7 @@
           <w:color w:val="1A1A1A"/>
           <w:sz w:val="20"/>
         </w:rPr>
-        <w:t xml:space="preserve"> The close is expected later this summer; until funds settle, the $134 billion February mark anchors the base case.</w:t>
+        <w:t xml:space="preserve"> The company expects to close later this summer; until funds settle, the $134 billion February mark anchors the base case.</w:t>
       </w:r>
     </w:p>
     <w:p>
@@ -475,7 +475,7 @@
           <w:color w:val="1A1A1A"/>
           <w:sz w:val="20"/>
         </w:rPr>
-        <w:t xml:space="preserve">The same $6.9 billion run-rate now carries two prices: 19.4x at the completed mark, 27.2x at the announced one. </w:t>
+        <w:t xml:space="preserve">The same $6.9 billion run-rate now carries two prices: 19.4x at the completed mark and 27.2x at the announced one. </w:t>
       </w:r>
       <w:r>
         <w:rPr>
@@ -484,7 +484,7 @@
           <w:color w:val="1A1A1A"/>
           <w:sz w:val="20"/>
         </w:rPr>
-        <w:t>No operating number moved with the announcement, so the September print decides which multiple the buyer actually paid.</w:t>
+        <w:t>No operating figure moved with the announcement, so the September print will decide which multiple the buyer actually paid.</w:t>
       </w:r>
       <w:r>
         <w:rPr>
@@ -509,7 +509,7 @@
           <w:color w:val="1A1A1A"/>
           <w:sz w:val="20"/>
         </w:rPr>
-        <w:t xml:space="preserve">Revenue is accelerating through $7 billion: four straight prints, +50% to +80% YoY. </w:t>
+        <w:t xml:space="preserve">Revenue is accelerating through $7 billion, with growth climbing across four straight prints from +50% to +80% YoY. </w:t>
       </w:r>
       <w:r>
         <w:rPr>
@@ -518,7 +518,7 @@
           <w:color w:val="1A1A1A"/>
           <w:sz w:val="20"/>
         </w:rPr>
-        <w:t>The counterweight is gross margin at 74%, guided lower, four points above the 70% floor that forces a quality re-score no matter what the round does.</w:t>
+        <w:t>Gross margin is the counterweight: 74%, guided lower, and four points above the 70% floor that would force a quality re-score regardless of the round.</w:t>
       </w:r>
       <w:r>
         <w:rPr>
@@ -543,7 +543,7 @@
           <w:color w:val="1A1A1A"/>
           <w:sz w:val="20"/>
         </w:rPr>
-        <w:t xml:space="preserve">At either mark, Databricks is the cheapest quality-adjusted asset in the cohort: $15.2 billion per point of business quality completed, about $21.3 billion announced (est.). </w:t>
+        <w:t xml:space="preserve">At either mark, Databricks remains the cohort's cheapest quality-adjusted asset: $15.2 billion per point of business quality at the completed mark, roughly $21.3 billion at the announced one (est.). </w:t>
       </w:r>
       <w:r>
         <w:rPr>
@@ -552,7 +552,7 @@
           <w:color w:val="1A1A1A"/>
           <w:sz w:val="20"/>
         </w:rPr>
-        <w:t>The nearest peer pays about $118 billion per point. We assess a close by October 31 as very likely (80-95%). Confidence: moderate; the size and terms are press-sourced.</w:t>
+        <w:t>The nearest peer pays about $118 billion per point. We assess a close by October 31 as very likely (80-95%). Confidence: moderate; the size and terms remain press-sourced.</w:t>
       </w:r>
       <w:r>
         <w:rPr>
@@ -584,7 +584,7 @@
           <w:color w:val="262B35"/>
           <w:sz w:val="21"/>
         </w:rPr>
-        <w:t>Databricks signed a term sheet on July 17 for a strategic round at $188 billion post-money, led by Coatue with new and existing investors behind it.</w:t>
+        <w:t>The round spent June as a rumor and July as a fact. On July 17, Databricks signed a term sheet for a strategic round at $188 billion post-money, led by Coatue and joined by new and existing investors.</w:t>
       </w:r>
       <w:r>
         <w:rPr>
@@ -620,7 +620,7 @@
           <w:color w:val="262B35"/>
           <w:sz w:val="21"/>
         </w:rPr>
-        <w:t xml:space="preserve"> The money is not in hand yet, and the company says so itself, with the close expected later this summer.</w:t>
+        <w:t xml:space="preserve"> Nor is the money in hand. The close is expected later this summer, and PitchBook carries the round as announced and in progress, the thirteenth in the company's history.</w:t>
       </w:r>
       <w:r>
         <w:rPr>
@@ -634,20 +634,11 @@
       <w:r>
         <w:rPr>
           <w:b w:val="0"/>
-          <w:i w:val="0"/>
-          <w:color w:val="262B35"/>
-          <w:sz w:val="21"/>
-        </w:rPr>
-        <w:t xml:space="preserve"> PitchBook carries the round as announced and in progress, the thirteenth.</w:t>
-      </w:r>
-      <w:r>
-        <w:rPr>
-          <w:b w:val="0"/>
           <w:color w:val="262B35"/>
           <w:sz w:val="21"/>
           <w:vertAlign w:val="superscript"/>
         </w:rPr>
-        <w:t>5</w:t>
+        <w:t>,5</w:t>
       </w:r>
     </w:p>
     <w:p>
@@ -662,7 +653,7 @@
           <w:color w:val="262B35"/>
           <w:sz w:val="21"/>
         </w:rPr>
-        <w:t>The last completed mark was $134 billion, set in February.</w:t>
+        <w:t>The price carries the first insight. February's completed mark was $134 billion; the term sheet lands 40% above it, and $13 billion above the top of the $165 billion to $175 billion range that circulated in June.</w:t>
       </w:r>
       <w:r>
         <w:rPr>
@@ -680,7 +671,7 @@
           <w:color w:val="262B35"/>
           <w:sz w:val="21"/>
         </w:rPr>
-        <w:t xml:space="preserve"> The new bid sits 40% above it, and $13 billion above the top of the $165 billion to $175 billion range the press floated in June. Rumored rounds usually shrink on contact with a term sheet; this one grew, which tells you where the demand sat. Against the cohort the step is almost modest: the same five months took the nearest frontier peer from $380 billion to $965 billion.</w:t>
+        <w:t xml:space="preserve"> Rumored rounds tend to shrink on contact with a term sheet, because talks leak at their most hopeful number. This one grew, and the growth is the clearest available reading of demand. Even so, the step is restrained by cohort standards: over the same five months, the nearest frontier peer moved from $380 billion to $965 billion.</w:t>
       </w:r>
       <w:r>
         <w:rPr>
@@ -704,7 +695,7 @@
           <w:color w:val="262B35"/>
           <w:sz w:val="21"/>
         </w:rPr>
-        <w:t>The size is the tell. Three billion dollars is less than half of February's $7.0 billion round, raised by a business that already funds itself.</w:t>
+        <w:t>The size carries the second. Three billion dollars is less than half of February's $7.0 billion raise, and it is being sought by a business that already funds itself from operations.</w:t>
       </w:r>
       <w:r>
         <w:rPr>
@@ -722,7 +713,7 @@
           <w:color w:val="262B35"/>
           <w:sz w:val="21"/>
         </w:rPr>
-        <w:t xml:space="preserve"> A company that raises small at a 40% markup is not plugging a hole; it is marking itself up and stacking dry powder on its own schedule, with the stated use pointed at AI product: Genie, Unity AI Gateway, Lakebase.</w:t>
+        <w:t xml:space="preserve"> A company that raises small at a 40% markup is not covering a shortfall; it is setting a higher price on itself and adding reserves, on its own schedule, with the proceeds pointed at AI products: Genie, Unity AI Gateway, and Lakebase.</w:t>
       </w:r>
       <w:r>
         <w:rPr>
@@ -740,7 +731,7 @@
           <w:color w:val="262B35"/>
           <w:sz w:val="21"/>
         </w:rPr>
-        <w:t xml:space="preserve"> The house rule holds regardless. An unclosed round never anchors the base case, so $134 billion stays the working mark until funds settle.</w:t>
+        <w:t xml:space="preserve"> None of this moves the base case. An unclosed round never anchors valuation under the house rule, so $134 billion remains the working mark until funds settle. Whether the higher price is earned is a question for the operating record, and the record has an answer.</w:t>
       </w:r>
     </w:p>
     <w:p>
@@ -819,7 +810,7 @@
           <w:color w:val="262B35"/>
           <w:sz w:val="21"/>
         </w:rPr>
-        <w:t>Nothing in the operating record moved with the announcement, and that is the point: the bid re-rates an engine that was already accelerating. The last print stands at $6.9 billion of annualized revenue, up 80% year over year, the fourth straight disclosure to accelerate.</w:t>
+        <w:t>The record's answer is acceleration. Nothing operational moved with the announcement; the bid re-rates an engine that has grown faster with every report. The latest print stands at $6.9 billion of annualized revenue, up 80% year over year, the fourth consecutive print in which growth accelerated.</w:t>
       </w:r>
       <w:r>
         <w:rPr>
@@ -837,7 +828,7 @@
           <w:color w:val="262B35"/>
           <w:sz w:val="21"/>
         </w:rPr>
-        <w:t xml:space="preserve"> The ladder reads $4.0 billion, $4.8 billion, $5.4 billion, $6.9 billion in ten months. Software companies at this scale are supposed to slow down. This one sped up.</w:t>
+        <w:t xml:space="preserve"> The ladder reads $4.0 billion, $4.8 billion, $5.4 billion, and $6.9 billion across ten months. Software companies at this scale are supposed to slow down. This one has been speeding up.</w:t>
       </w:r>
     </w:p>
     <w:p>
@@ -852,7 +843,7 @@
           <w:color w:val="262B35"/>
           <w:sz w:val="21"/>
         </w:rPr>
-        <w:t>The counterweight is gross margin, and it is the number to watch. Margin stands at 74%, down from above 80%, and management guides it lower because agents fire queries at machine speed and the compute bill lands in cost of revenue.</w:t>
+        <w:t>Gross margin is the counterweight, and it is the number to watch. The margin stands at 74%, down from above 80%, and management guides it lower for a structural reason: agents fire queries at machine speed, and the compute bill lands in cost of revenue.</w:t>
       </w:r>
       <w:r>
         <w:rPr>
@@ -870,7 +861,7 @@
           <w:color w:val="262B35"/>
           <w:sz w:val="21"/>
         </w:rPr>
-        <w:t xml:space="preserve"> The floor that matters is 70%: break it and the quality score gets rebuilt, whatever the round does. The cushion is four points.</w:t>
+        <w:t xml:space="preserve"> That trade sits at the heart of the story because the fastest-growing revenue arrives with its own rising cost attached. The floor that matters is 70%. Break it, and the quality score gets rebuilt regardless of what the round does. The cushion today is four points.</w:t>
       </w:r>
     </w:p>
     <w:p>
@@ -885,7 +876,7 @@
           <w:color w:val="262B35"/>
           <w:sz w:val="21"/>
         </w:rPr>
-        <w:t>The rest of the record is firm but dated. Free cash flow was positive on trailing and fiscal 2025 bases at the February disclosure, retention ran above 140%, and the platform served more than 20,000 organizations; all of it is February vintage and past its refresh window.</w:t>
+        <w:t>The rest of the record is firm but dated. At the February disclosure, free cash flow was positive on both trailing and fiscal-2025 bases, retention ran above 140%, and the platform served more than 20,000 organizations; each of those figures is now past its refresh window.</w:t>
       </w:r>
       <w:r>
         <w:rPr>
@@ -921,7 +912,7 @@
           <w:color w:val="262B35"/>
           <w:sz w:val="21"/>
         </w:rPr>
-        <w:t xml:space="preserve"> The September to October window is the scheduled refresh, and until it prints, the old numbers carry their dates.</w:t>
+        <w:t xml:space="preserve"> The September-to-October window is the scheduled refresh; until then, the old numbers carry their dates. What can be priced today is the current part of the record: the growth, the margin, and the gap between the two marks.</w:t>
       </w:r>
     </w:p>
     <w:p>
@@ -1000,7 +991,7 @@
           <w:color w:val="262B35"/>
           <w:sz w:val="21"/>
         </w:rPr>
-        <w:t>The bid re-prices the same June print, so the multiple math is clean: 19.4x run-rate at $134 billion, 27.2x at $188 billion. Growth adjustment keeps both defensible. At 27.2x against 80% growth, a point of growth costs 0.34x; the closest listed comparable trades at 15.3x its guided 31%, or 0.49x per point.</w:t>
+        <w:t>Pricing that record is straightforward because the bid re-prices the same June print. At $134 billion, the multiple is 19.4x run-rate; at $188 billion, it is 27.2x. Growth adjustment keeps both defensible. At 27.2x against 80% growth, a point of growth costs 0.34x, while the closest listed comparable trades at 15.3x against guided growth of 31%, or 0.49x per point.</w:t>
       </w:r>
       <w:r>
         <w:rPr>
@@ -1033,7 +1024,7 @@
           <w:color w:val="262B35"/>
           <w:sz w:val="21"/>
         </w:rPr>
-        <w:t>The quality math holds as well. On the desk's framework the completed mark prices business quality at $15.2 billion per point, and the announced bid prices it near $21.3 billion (est.). The nearest peer pays about $118 billion, the top of the cohort near $188 billion, and the listed parent's implied AI segment about $279 billion (est.). At either mark Databricks is the cohort floor by more than 5x, and that spread, not the round, is the durable fact.</w:t>
+        <w:t>The quality lens tells the same story from a different angle. On the desk's framework, the completed mark prices business quality at $15.2 billion per point, and the announced bid prices it at roughly $21.3 billion (est.). The nearest peer pays about $118 billion per point, the top of the cohort pays close to $188 billion, and the listed parent's implied AI segment pays roughly $279 billion (est.). At either mark, Databricks prices at least five times below its nearest peer. That spread, not the round, is the durable fact in this note.</w:t>
       </w:r>
     </w:p>
     <w:p>
@@ -1048,7 +1039,7 @@
           <w:color w:val="262B35"/>
           <w:sz w:val="21"/>
         </w:rPr>
-        <w:t>Two dates decide the next quarter. First, the close: the company says later this summer, and we assess completion by October 31 as very likely (80-95%). Confidence: moderate; the size and terms are press-sourced and the company has not disclosed them.</w:t>
+        <w:t>Two dates will decide the next quarter of this coverage. The first is the close: the company points to later this summer, and we assess completion by October 31 as very likely (80-95%). Confidence: moderate, because the size and terms rest on press sourcing the company has not confirmed.</w:t>
       </w:r>
       <w:r>
         <w:rPr>
@@ -1066,7 +1057,7 @@
           <w:color w:val="262B35"/>
           <w:sz w:val="21"/>
         </w:rPr>
-        <w:t xml:space="preserve"> Second, the print: September to October, testing the run-rate against $6.9 billion, the margin against 70%, and the February metrics against fresh ones. The kill criterion is written. A gross-margin print below 70% by the October disclosure forces a quality re-score, round or no round. The registry stays quiet; no S-1 was on file at the last check.</w:t>
+        <w:t xml:space="preserve"> The second is the print: a September-to-October disclosure that tests the run-rate against $6.9 billion, the margin against the 70% floor, and February's metrics against fresh ones. The kill criterion is already written. A gross-margin print below 70% by the October disclosure forces a quality re-score, round or no round. The registry, meanwhile, stays quiet: no S-1 was on file at the last check.</w:t>
       </w:r>
       <w:r>
         <w:rPr>

--- a/reports/databricks-vertical-note-2026-08-11/output/Q3_2026_Databricks_Vertical_Analyst_Note.docx
+++ b/reports/databricks-vertical-note-2026-08-11/output/Q3_2026_Databricks_Vertical_Analyst_Note.docx
@@ -423,7 +423,7 @@
           <w:color w:val="1A1A1A"/>
           <w:sz w:val="20"/>
         </w:rPr>
-        <w:t xml:space="preserve">Databricks signed a term sheet at $188 billion on July 17, 40% above its last completed mark. </w:t>
+        <w:t xml:space="preserve">On July 17, Databricks signed a term sheet at $188 billion, and the new price stands 40% above the mark it completed in February. </w:t>
       </w:r>
       <w:r>
         <w:rPr>
@@ -432,7 +432,7 @@
           <w:color w:val="1A1A1A"/>
           <w:sz w:val="20"/>
         </w:rPr>
-        <w:t>Coatue leads the round, joined by new and existing investors, and press reports put the size near $3 billion.</w:t>
+        <w:t>Coatue leads the round with new and existing investors behind it, and press reports put the size near $3 billion.</w:t>
       </w:r>
       <w:r>
         <w:rPr>
@@ -459,7 +459,7 @@
           <w:color w:val="1A1A1A"/>
           <w:sz w:val="20"/>
         </w:rPr>
-        <w:t xml:space="preserve"> The company expects to close later this summer; until funds settle, the $134 billion February mark anchors the base case.</w:t>
+        <w:t xml:space="preserve"> Until funds settle, the $134 billion February mark anchors the base case.</w:t>
       </w:r>
     </w:p>
     <w:p>
@@ -484,7 +484,7 @@
           <w:color w:val="1A1A1A"/>
           <w:sz w:val="20"/>
         </w:rPr>
-        <w:t>No operating figure moved with the announcement, so the September print will decide which multiple the buyer actually paid.</w:t>
+        <w:t>Because no operating figure moved with the announcement, the September print will decide which multiple the buyer actually paid.</w:t>
       </w:r>
       <w:r>
         <w:rPr>
@@ -509,7 +509,7 @@
           <w:color w:val="1A1A1A"/>
           <w:sz w:val="20"/>
         </w:rPr>
-        <w:t xml:space="preserve">Revenue is accelerating through $7 billion, with growth climbing across four straight prints from +50% to +80% YoY. </w:t>
+        <w:t xml:space="preserve">Four straight prints have pushed growth from +50% to +80% YoY on a run-rate that now reads $6.9 billion. </w:t>
       </w:r>
       <w:r>
         <w:rPr>
@@ -518,7 +518,7 @@
           <w:color w:val="1A1A1A"/>
           <w:sz w:val="20"/>
         </w:rPr>
-        <w:t>Gross margin is the counterweight: 74%, guided lower, and four points above the 70% floor that would force a quality re-score regardless of the round.</w:t>
+        <w:t>Gross margin runs the other way: 74% today, guided lower, four points above the 70% floor that forces a quality re-score.</w:t>
       </w:r>
       <w:r>
         <w:rPr>
@@ -543,7 +543,7 @@
           <w:color w:val="1A1A1A"/>
           <w:sz w:val="20"/>
         </w:rPr>
-        <w:t xml:space="preserve">At either mark, Databricks remains the cohort's cheapest quality-adjusted asset: $15.2 billion per point of business quality at the completed mark, roughly $21.3 billion at the announced one (est.). </w:t>
+        <w:t xml:space="preserve">At either mark, Databricks remains the cohort's cheapest quality-adjusted asset: $15.2 billion per point of business quality completed, roughly $21.3 billion announced (est.). </w:t>
       </w:r>
       <w:r>
         <w:rPr>
@@ -584,7 +584,7 @@
           <w:color w:val="262B35"/>
           <w:sz w:val="21"/>
         </w:rPr>
-        <w:t>The round spent June as a rumor and July as a fact. On July 17, Databricks signed a term sheet for a strategic round at $188 billion post-money, led by Coatue and joined by new and existing investors.</w:t>
+        <w:t>The round spent June as a rumor and July as a fact. On July 17, Databricks signed a term sheet for a strategic round at $188 billion post-money.</w:t>
       </w:r>
       <w:r>
         <w:rPr>
@@ -602,7 +602,7 @@
           <w:color w:val="262B35"/>
           <w:sz w:val="21"/>
         </w:rPr>
-        <w:t xml:space="preserve"> The company has not said how much it is raising; press reports put the figure near $3 billion.</w:t>
+        <w:t xml:space="preserve"> Coatue leads, and new and existing investors fill out the book. How much money is moving remains undisclosed; press reports put the figure near $3 billion.</w:t>
       </w:r>
       <w:r>
         <w:rPr>
@@ -620,7 +620,7 @@
           <w:color w:val="262B35"/>
           <w:sz w:val="21"/>
         </w:rPr>
-        <w:t xml:space="preserve"> Nor is the money in hand. The close is expected later this summer, and PitchBook carries the round as announced and in progress, the thirteenth in the company's history.</w:t>
+        <w:t xml:space="preserve"> Nor is the cash in hand. The company expects to close later this summer, and PitchBook carries the round as announced and in progress; it is the thirteenth in the company's history.</w:t>
       </w:r>
       <w:r>
         <w:rPr>
@@ -695,7 +695,7 @@
           <w:color w:val="262B35"/>
           <w:sz w:val="21"/>
         </w:rPr>
-        <w:t>The size carries the second. Three billion dollars is less than half of February's $7.0 billion raise, and it is being sought by a business that already funds itself from operations.</w:t>
+        <w:t>A second insight sits in the size. Where February's round raised $7.0 billion, this one seeks barely $3 billion, and the business behind both already funds itself from operations.</w:t>
       </w:r>
       <w:r>
         <w:rPr>
@@ -713,7 +713,7 @@
           <w:color w:val="262B35"/>
           <w:sz w:val="21"/>
         </w:rPr>
-        <w:t xml:space="preserve"> A company that raises small at a 40% markup is not covering a shortfall; it is setting a higher price on itself and adding reserves, on its own schedule, with the proceeds pointed at AI products: Genie, Unity AI Gateway, and Lakebase.</w:t>
+        <w:t xml:space="preserve"> A company that raises small at a 40% markup is not covering a shortfall; it is marking itself up and putting reserves away on its own schedule. The proceeds point at the AI product line: Genie, Unity AI Gateway, and Lakebase.</w:t>
       </w:r>
       <w:r>
         <w:rPr>
@@ -731,7 +731,7 @@
           <w:color w:val="262B35"/>
           <w:sz w:val="21"/>
         </w:rPr>
-        <w:t xml:space="preserve"> None of this moves the base case. An unclosed round never anchors valuation under the house rule, so $134 billion remains the working mark until funds settle. Whether the higher price is earned is a question for the operating record, and the record has an answer.</w:t>
+        <w:t xml:space="preserve"> None of this moves the base case. Under the house rule, an unclosed round never anchors valuation, so $134 billion remains the working mark until funds settle. Whether the higher price is earned is a question for the operating record, and the record has an answer.</w:t>
       </w:r>
     </w:p>
     <w:p>
@@ -810,7 +810,7 @@
           <w:color w:val="262B35"/>
           <w:sz w:val="21"/>
         </w:rPr>
-        <w:t>The record's answer is acceleration. Nothing operational moved with the announcement; the bid re-rates an engine that has grown faster with every report. The latest print stands at $6.9 billion of annualized revenue, up 80% year over year, the fourth consecutive print in which growth accelerated.</w:t>
+        <w:t>The record's answer is acceleration. Nothing operational moved with the announcement; the bid re-rates an engine that has grown faster with every report. The latest print put annualized revenue at $6.9 billion, up 80% year over year.</w:t>
       </w:r>
       <w:r>
         <w:rPr>
@@ -828,7 +828,7 @@
           <w:color w:val="262B35"/>
           <w:sz w:val="21"/>
         </w:rPr>
-        <w:t xml:space="preserve"> The ladder reads $4.0 billion, $4.8 billion, $5.4 billion, and $6.9 billion across ten months. Software companies at this scale are supposed to slow down. This one has been speeding up.</w:t>
+        <w:t xml:space="preserve"> That made four consecutive prints of accelerating growth, and the ladder tells it plainly: $4.0 billion, $4.8 billion, $5.4 billion, $6.9 billion in ten months. Software companies at this scale are supposed to slow down. This one keeps speeding up.</w:t>
       </w:r>
     </w:p>
     <w:p>

--- a/reports/databricks-vertical-note-2026-08-11/output/Q3_2026_Databricks_Vertical_Analyst_Note.docx
+++ b/reports/databricks-vertical-note-2026-08-11/output/Q3_2026_Databricks_Vertical_Analyst_Note.docx
@@ -23,7 +23,7 @@
           <w:b/>
           <w:sz w:val="22"/>
         </w:rPr>
-        <w:t>A signed bid 40% above the last mark, and the accelerating engine underneath it</w:t>
+        <w:t>A signed term sheet 40% above the last completed valuation, and the accelerating business underneath it</w:t>
       </w:r>
     </w:p>
     <w:p>
@@ -233,7 +233,7 @@
           <w:color w:val="262B35"/>
           <w:sz w:val="20"/>
         </w:rPr>
-        <w:t>The term sheet: signed at $188 billion, unclosed</w:t>
+        <w:t>The term sheet: $188 billion, signed but not yet closed</w:t>
       </w:r>
     </w:p>
     <w:p>
@@ -248,7 +248,7 @@
           <w:color w:val="262B35"/>
           <w:sz w:val="20"/>
         </w:rPr>
-        <w:t>The engine under the bid: four accelerating prints</w:t>
+        <w:t>The business under the new price: growth keeps getting faster</w:t>
       </w:r>
     </w:p>
     <w:p>
@@ -263,7 +263,7 @@
           <w:color w:val="262B35"/>
           <w:sz w:val="20"/>
         </w:rPr>
-        <w:t>Pricing the quality: both marks stay on the cohort floor</w:t>
+        <w:t>Pricing the quality: the least expensive of its peers at either price</w:t>
       </w:r>
     </w:p>
     <w:p>
@@ -316,7 +316,7 @@
           <w:color w:val="2F5496"/>
           <w:sz w:val="20"/>
         </w:rPr>
-        <w:t>CHART: The buyer still pays the least per unit of quality, at either mark</w:t>
+        <w:t>CHART: The least expensive of its peers per unit of quality, at either price</w:t>
       </w:r>
     </w:p>
     <w:p>
@@ -331,7 +331,7 @@
           <w:color w:val="262B35"/>
           <w:sz w:val="20"/>
         </w:rPr>
-        <w:t>Valuation per AIBQ point across the frontier cohort, with Databricks shown at both its completed $134 billion mark and the announced $188 billion term sheet.</w:t>
+        <w:t>Valuation per quality point across the frontier cohort, with Databricks shown at both its completed $134 billion valuation and the announced $188 billion term sheet.</w:t>
       </w:r>
     </w:p>
     <w:p>
@@ -346,7 +346,7 @@
           <w:color w:val="262B35"/>
           <w:sz w:val="20"/>
         </w:rPr>
-        <w:t>Databricks signs at $188 billion, and the quality math survives the re-rate</w:t>
+        <w:t>Databricks signs at $188 billion, and the quality math survives the higher price</w:t>
       </w:r>
     </w:p>
     <w:p>
@@ -361,7 +361,7 @@
           <w:color w:val="262B35"/>
           <w:sz w:val="20"/>
         </w:rPr>
-        <w:t>Databricks signed a Coatue-led term sheet at $188 billion on July 17, 40% above February's completed mark, with the close expected later this summer. The revenue ladder under the bid is still accelerating at $7 billion scale. Even at the higher price, the company remains the cohort's cheapest asset per unit of business quality.</w:t>
+        <w:t>Databricks signed a Coatue-led term sheet at a $188 billion valuation on July 17, 40% above the round it completed in February, with the close expected later this summer. The business underneath the new price is still accelerating, at $6.9 billion in annualized revenue. Even at the higher figure, the company remains the least expensive of its peers relative to business quality.</w:t>
       </w:r>
     </w:p>
     <w:p>
@@ -423,7 +423,7 @@
           <w:color w:val="1A1A1A"/>
           <w:sz w:val="20"/>
         </w:rPr>
-        <w:t xml:space="preserve">On July 17, Databricks signed a term sheet at $188 billion, and the new price stands 40% above the mark it completed in February. </w:t>
+        <w:t xml:space="preserve">On July 17, Databricks signed a term sheet at a $188 billion valuation, and the new price stands 40% above the $134 billion round it completed in February. </w:t>
       </w:r>
       <w:r>
         <w:rPr>
@@ -432,7 +432,7 @@
           <w:color w:val="1A1A1A"/>
           <w:sz w:val="20"/>
         </w:rPr>
-        <w:t>Coatue leads the round with new and existing investors behind it, and press reports put the size near $3 billion.</w:t>
+        <w:t>Coatue is leading the investment, with new and existing investors participating, and press reports put the amount being raised near $3 billion.</w:t>
       </w:r>
       <w:r>
         <w:rPr>
@@ -459,7 +459,7 @@
           <w:color w:val="1A1A1A"/>
           <w:sz w:val="20"/>
         </w:rPr>
-        <w:t xml:space="preserve"> Until funds settle, the $134 billion February mark anchors the base case.</w:t>
+        <w:t xml:space="preserve"> Until the money changes hands, the February valuation remains the basis for our analysis.</w:t>
       </w:r>
     </w:p>
     <w:p>
@@ -475,7 +475,7 @@
           <w:color w:val="1A1A1A"/>
           <w:sz w:val="20"/>
         </w:rPr>
-        <w:t xml:space="preserve">The same $6.9 billion run-rate now carries two prices: 19.4x at the completed mark and 27.2x at the announced one. </w:t>
+        <w:t xml:space="preserve">The same $6.9 billion in annualized revenue now supports two prices: 19.4 times revenue at the completed valuation and 27.2 times at the announced one. </w:t>
       </w:r>
       <w:r>
         <w:rPr>
@@ -484,7 +484,7 @@
           <w:color w:val="1A1A1A"/>
           <w:sz w:val="20"/>
         </w:rPr>
-        <w:t>Because no operating figure moved with the announcement, the September print will decide which multiple the buyer actually paid.</w:t>
+        <w:t>Because no new financial results accompanied the announcement, the company's next disclosure, expected between September and October, will show what investors actually paid for.</w:t>
       </w:r>
       <w:r>
         <w:rPr>
@@ -509,7 +509,7 @@
           <w:color w:val="1A1A1A"/>
           <w:sz w:val="20"/>
         </w:rPr>
-        <w:t xml:space="preserve">Four straight prints have pushed growth from +50% to +80% YoY on a run-rate that now reads $6.9 billion. </w:t>
+        <w:t xml:space="preserve">Revenue growth has climbed across four consecutive company updates, from +50% to +80% year over year, on annualized revenue that now reads $6.9 billion. </w:t>
       </w:r>
       <w:r>
         <w:rPr>
@@ -518,7 +518,7 @@
           <w:color w:val="1A1A1A"/>
           <w:sz w:val="20"/>
         </w:rPr>
-        <w:t>Gross margin runs the other way: 74% today, guided lower, four points above the 70% floor that forces a quality re-score.</w:t>
+        <w:t>Gross margin is moving the other way: 74% today, down from above 80%, and guided lower. A fall below 70% would force us to rebuild the company's quality score regardless of the round.</w:t>
       </w:r>
       <w:r>
         <w:rPr>
@@ -543,7 +543,7 @@
           <w:color w:val="1A1A1A"/>
           <w:sz w:val="20"/>
         </w:rPr>
-        <w:t xml:space="preserve">At either mark, Databricks remains the cohort's cheapest quality-adjusted asset: $15.2 billion per point of business quality completed, roughly $21.3 billion announced (est.). </w:t>
+        <w:t xml:space="preserve">At either valuation, Databricks remains the least expensive company in its cohort relative to business quality: $15.2 billion per quality point at the completed valuation, roughly $21.3 billion at the announced one (est.). </w:t>
       </w:r>
       <w:r>
         <w:rPr>
@@ -552,7 +552,7 @@
           <w:color w:val="1A1A1A"/>
           <w:sz w:val="20"/>
         </w:rPr>
-        <w:t>The nearest peer pays about $118 billion per point. We assess a close by October 31 as very likely (80-95%). Confidence: moderate; the size and terms remain press-sourced.</w:t>
+        <w:t>Anthropic, the nearest peer, trades at about $118 billion per point. We assess a close by October 31 as very likely (80-95%). Confidence: moderate; the size and terms remain press-sourced.</w:t>
       </w:r>
       <w:r>
         <w:rPr>
@@ -569,7 +569,7 @@
         <w:pStyle w:val="Heading2"/>
       </w:pPr>
       <w:r>
-        <w:t>The term sheet: signed at $188 billion, unclosed</w:t>
+        <w:t>The term sheet: $188 billion, signed but not yet closed</w:t>
       </w:r>
     </w:p>
     <w:p>
@@ -584,7 +584,7 @@
           <w:color w:val="262B35"/>
           <w:sz w:val="21"/>
         </w:rPr>
-        <w:t>The round spent June as a rumor and July as a fact. On July 17, Databricks signed a term sheet for a strategic round at $188 billion post-money.</w:t>
+        <w:t>The round spent June as a rumor and July as a fact. On July 17, Databricks signed a term sheet for a strategic financing at a $188 billion post-money valuation.</w:t>
       </w:r>
       <w:r>
         <w:rPr>
@@ -602,7 +602,7 @@
           <w:color w:val="262B35"/>
           <w:sz w:val="21"/>
         </w:rPr>
-        <w:t xml:space="preserve"> Coatue leads, and new and existing investors fill out the book. How much money is moving remains undisclosed; press reports put the figure near $3 billion.</w:t>
+        <w:t xml:space="preserve"> Coatue is leading, and new and existing investors are participating. The company has not said how much it is raising; press reports put the figure near $3 billion.</w:t>
       </w:r>
       <w:r>
         <w:rPr>
@@ -620,7 +620,7 @@
           <w:color w:val="262B35"/>
           <w:sz w:val="21"/>
         </w:rPr>
-        <w:t xml:space="preserve"> Nor is the cash in hand. The company expects to close later this summer, and PitchBook carries the round as announced and in progress; it is the thirteenth in the company's history.</w:t>
+        <w:t xml:space="preserve"> The money has not yet changed hands, either. Databricks expects the round to close later this summer, and PitchBook lists it as announced and in progress; it is the thirteenth venture round in the company's history.</w:t>
       </w:r>
       <w:r>
         <w:rPr>
@@ -653,7 +653,7 @@
           <w:color w:val="262B35"/>
           <w:sz w:val="21"/>
         </w:rPr>
-        <w:t>The price carries the first insight. February's completed mark was $134 billion; the term sheet lands 40% above it, and $13 billion above the top of the $165 billion to $175 billion range that circulated in June.</w:t>
+        <w:t>The price carries the first insight. February's completed round valued Databricks at $134 billion; the term sheet lands 40% above that figure, and $13 billion above the top of the $165 billion to $175 billion range that circulated in June.</w:t>
       </w:r>
       <w:r>
         <w:rPr>
@@ -671,7 +671,7 @@
           <w:color w:val="262B35"/>
           <w:sz w:val="21"/>
         </w:rPr>
-        <w:t xml:space="preserve"> Rumored rounds tend to shrink on contact with a term sheet, because talks leak at their most hopeful number. This one grew, and the growth is the clearest available reading of demand. Even so, the step is restrained by cohort standards: over the same five months, the nearest frontier peer moved from $380 billion to $965 billion.</w:t>
+        <w:t xml:space="preserve"> Rumored rounds tend to shrink on contact with a term sheet, because talks leak at their most optimistic number. This one grew, and the growth is the clearest available signal of investor demand. Even so, the step looks restrained next to the rest of the cohort: over the same five months, Anthropic's valuation moved from $380 billion to $965 billion.</w:t>
       </w:r>
       <w:r>
         <w:rPr>
@@ -695,7 +695,7 @@
           <w:color w:val="262B35"/>
           <w:sz w:val="21"/>
         </w:rPr>
-        <w:t>A second insight sits in the size. Where February's round raised $7.0 billion, this one seeks barely $3 billion, and the business behind both already funds itself from operations.</w:t>
+        <w:t>The size of the raise carries the second. Where February's round brought in $7.0 billion, this one seeks roughly $3 billion, and the business behind both already funds itself from operations.</w:t>
       </w:r>
       <w:r>
         <w:rPr>
@@ -713,7 +713,7 @@
           <w:color w:val="262B35"/>
           <w:sz w:val="21"/>
         </w:rPr>
-        <w:t xml:space="preserve"> A company that raises small at a 40% markup is not covering a shortfall; it is marking itself up and putting reserves away on its own schedule. The proceeds point at the AI product line: Genie, Unity AI Gateway, and Lakebase.</w:t>
+        <w:t xml:space="preserve"> A company that raises a small amount at a 40% higher price is not covering a shortfall; it is putting a higher value on itself and adding reserves on its own schedule. The proceeds are pointed at the AI product line: Genie, Unity AI Gateway, and Lakebase.</w:t>
       </w:r>
       <w:r>
         <w:rPr>
@@ -731,7 +731,7 @@
           <w:color w:val="262B35"/>
           <w:sz w:val="21"/>
         </w:rPr>
-        <w:t xml:space="preserve"> None of this moves the base case. Under the house rule, an unclosed round never anchors valuation, so $134 billion remains the working mark until funds settle. Whether the higher price is earned is a question for the operating record, and the record has an answer.</w:t>
+        <w:t xml:space="preserve"> None of this changes the basis for our analysis. Under our standing rule, a round that has not closed never sets the valuation we work from, so $134 billion remains the working figure until the money settles. Whether the higher price is deserved is a question for the operating results, and the results have an answer.</w:t>
       </w:r>
     </w:p>
     <w:p>
@@ -743,7 +743,7 @@
       <w:r>
         <w:drawing>
           <wp:inline xmlns:a="http://schemas.openxmlformats.org/drawingml/2006/main" xmlns:pic="http://schemas.openxmlformats.org/drawingml/2006/picture">
-            <wp:extent cx="5943600" cy="3321847"/>
+            <wp:extent cx="5943600" cy="3187428"/>
             <wp:docPr id="1" name="Picture 1"/>
             <wp:cNvGraphicFramePr>
               <a:graphicFrameLocks noChangeAspect="1"/>
@@ -764,7 +764,7 @@
                   <pic:spPr>
                     <a:xfrm>
                       <a:off x="0" y="0"/>
-                      <a:ext cx="5943600" cy="3321847"/>
+                      <a:ext cx="5943600" cy="3187428"/>
                     </a:xfrm>
                     <a:prstGeom prst="rect"/>
                   </pic:spPr>
@@ -787,7 +787,7 @@
           <w:color w:val="6B7280"/>
           <w:sz w:val="15"/>
         </w:rPr>
-        <w:t>Post-money marks, December 2024 to July 2026. Completed marks solid; the July 17, 2026 term sheet hatched: announced at $188B, unclosed, not adopted until funds settle.</w:t>
+        <w:t>Post-money valuations, December 2024 to July 2026. Completed rounds solid; the July 17, 2026 term sheet hatched: announced at $188 billion, not yet closed, and excluded until funds settle.</w:t>
       </w:r>
     </w:p>
     <w:p>
@@ -795,7 +795,7 @@
         <w:pStyle w:val="Heading2"/>
       </w:pPr>
       <w:r>
-        <w:t>The engine under the bid: four accelerating prints</w:t>
+        <w:t>The business under the new price: growth keeps getting faster</w:t>
       </w:r>
     </w:p>
     <w:p>
@@ -810,7 +810,7 @@
           <w:color w:val="262B35"/>
           <w:sz w:val="21"/>
         </w:rPr>
-        <w:t>The record's answer is acceleration. Nothing operational moved with the announcement; the bid re-rates an engine that has grown faster with every report. The latest print put annualized revenue at $6.9 billion, up 80% year over year.</w:t>
+        <w:t>The answer is acceleration. Nothing in the operating results moved with the announcement; the new price applies to a business that has grown faster with every update. The latest disclosure put annualized revenue at $6.9 billion, up 80% year over year.</w:t>
       </w:r>
       <w:r>
         <w:rPr>
@@ -828,7 +828,7 @@
           <w:color w:val="262B35"/>
           <w:sz w:val="21"/>
         </w:rPr>
-        <w:t xml:space="preserve"> That made four consecutive prints of accelerating growth, and the ladder tells it plainly: $4.0 billion, $4.8 billion, $5.4 billion, $6.9 billion in ten months. Software companies at this scale are supposed to slow down. This one keeps speeding up.</w:t>
+        <w:t xml:space="preserve"> That made four consecutive updates with faster growth, and the progression tells the story plainly: $4.0 billion, $4.8 billion, $5.4 billion, and $6.9 billion across ten months. Software companies at this scale usually slow down. Databricks keeps speeding up.</w:t>
       </w:r>
     </w:p>
     <w:p>
@@ -843,7 +843,7 @@
           <w:color w:val="262B35"/>
           <w:sz w:val="21"/>
         </w:rPr>
-        <w:t>Gross margin is the counterweight, and it is the number to watch. The margin stands at 74%, down from above 80%, and management guides it lower for a structural reason: agents fire queries at machine speed, and the compute bill lands in cost of revenue.</w:t>
+        <w:t>Gross margin is the counterweight, and it is the number to watch. The margin stands at 74%, down from above 80%, and management expects further declines for a structural reason: AI agents run queries at machine speed, and the computing bill lands in cost of revenue.</w:t>
       </w:r>
       <w:r>
         <w:rPr>
@@ -861,7 +861,7 @@
           <w:color w:val="262B35"/>
           <w:sz w:val="21"/>
         </w:rPr>
-        <w:t xml:space="preserve"> That trade sits at the heart of the story because the fastest-growing revenue arrives with its own rising cost attached. The floor that matters is 70%. Break it, and the quality score gets rebuilt regardless of what the round does. The cushion today is four points.</w:t>
+        <w:t xml:space="preserve"> That trade sits at the heart of the story because the company's fastest-growing revenue arrives with its own rising cost attached. The threshold that matters is 70%. Below it, our quality score for the company gets rebuilt regardless of what the round does. The cushion today is four percentage points.</w:t>
       </w:r>
     </w:p>
     <w:p>
@@ -876,7 +876,7 @@
           <w:color w:val="262B35"/>
           <w:sz w:val="21"/>
         </w:rPr>
-        <w:t>The rest of the record is firm but dated. At the February disclosure, free cash flow was positive on both trailing and fiscal-2025 bases, retention ran above 140%, and the platform served more than 20,000 organizations; each of those figures is now past its refresh window.</w:t>
+        <w:t>The rest of the picture is solid but dated. At the February disclosure, free cash flow was positive on both trailing and fiscal-year bases, net revenue retention ran above 140%, and the platform served more than 20,000 organizations; each of those figures is now more than six months old.</w:t>
       </w:r>
       <w:r>
         <w:rPr>
@@ -912,7 +912,7 @@
           <w:color w:val="262B35"/>
           <w:sz w:val="21"/>
         </w:rPr>
-        <w:t xml:space="preserve"> The September-to-October window is the scheduled refresh; until then, the old numbers carry their dates. What can be priced today is the current part of the record: the growth, the margin, and the gap between the two marks.</w:t>
+        <w:t xml:space="preserve"> The next scheduled update falls between September and October, and until it arrives, the older numbers carry their dates. What can be priced today is the current part of the record: the growth, the margin, and the distance between the two valuations.</w:t>
       </w:r>
     </w:p>
     <w:p>
@@ -968,7 +968,7 @@
           <w:color w:val="6B7280"/>
           <w:sz w:val="15"/>
         </w:rPr>
-        <w:t>Annualized revenue run-rate (bars) and year-over-year growth (line), company disclosures September 2025 to June 2026. No new print since June 16.</w:t>
+        <w:t>Annualized revenue (bars) and year-over-year growth (line), company disclosures September 2025 to June 2026. No new figures since June 16.</w:t>
       </w:r>
     </w:p>
     <w:p>
@@ -976,7 +976,7 @@
         <w:pStyle w:val="Heading2"/>
       </w:pPr>
       <w:r>
-        <w:t>Pricing the quality: both marks stay on the cohort floor</w:t>
+        <w:t>Pricing the quality: the least expensive of its peers at either price</w:t>
       </w:r>
     </w:p>
     <w:p>
@@ -991,7 +991,7 @@
           <w:color w:val="262B35"/>
           <w:sz w:val="21"/>
         </w:rPr>
-        <w:t>Pricing that record is straightforward because the bid re-prices the same June print. At $134 billion, the multiple is 19.4x run-rate; at $188 billion, it is 27.2x. Growth adjustment keeps both defensible. At 27.2x against 80% growth, a point of growth costs 0.34x, while the closest listed comparable trades at 15.3x against guided growth of 31%, or 0.49x per point.</w:t>
+        <w:t>Putting a price on that record is straightforward because the announced valuation applies to the same June results. At $134 billion, Databricks is valued at 19.4 times annualized revenue; at $188 billion, 27.2 times. Adjusting for growth keeps both figures defensible. At 27.2x against 80% growth, each point of growth costs 0.34x, while Snowflake, the closest public comparison, trades at 15.3 times revenue against guided growth of 31%, or 0.49x per point.</w:t>
       </w:r>
       <w:r>
         <w:rPr>
@@ -1009,7 +1009,7 @@
           <w:color w:val="262B35"/>
           <w:sz w:val="21"/>
         </w:rPr>
-        <w:t xml:space="preserve"> The buyer at the higher private price still pays less per unit of growth than the public market pays for the slower asset.</w:t>
+        <w:t xml:space="preserve"> Investors at the higher private price would still pay less per unit of growth than the public market pays for the slower business.</w:t>
       </w:r>
     </w:p>
     <w:p>
@@ -1024,7 +1024,7 @@
           <w:color w:val="262B35"/>
           <w:sz w:val="21"/>
         </w:rPr>
-        <w:t>The quality lens tells the same story from a different angle. On the desk's framework, the completed mark prices business quality at $15.2 billion per point, and the announced bid prices it at roughly $21.3 billion (est.). The nearest peer pays about $118 billion per point, the top of the cohort pays close to $188 billion, and the listed parent's implied AI segment pays roughly $279 billion (est.). At either mark, Databricks prices at least five times below its nearest peer. That spread, not the round, is the durable fact in this note.</w:t>
+        <w:t>Our quality framework tells the same story from a different angle. At the completed valuation, the market pays $15.2 billion for each point of Databricks' business quality score; at the announced valuation, roughly $21.3 billion (est.). Anthropic trades at about $118 billion per point, OpenAI at close to $188 billion, and xAI, valued inside its listed parent SpaceX, at roughly $279 billion (est.). At either price, Databricks costs at least five times less per unit of quality than its nearest peer. That gap, not the round, is the durable fact in this note.</w:t>
       </w:r>
     </w:p>
     <w:p>
@@ -1039,7 +1039,7 @@
           <w:color w:val="262B35"/>
           <w:sz w:val="21"/>
         </w:rPr>
-        <w:t>Two dates will decide the next quarter of this coverage. The first is the close: the company points to later this summer, and we assess completion by October 31 as very likely (80-95%). Confidence: moderate, because the size and terms rest on press sourcing the company has not confirmed.</w:t>
+        <w:t>Two dates will decide the next quarter of this coverage. The first is the close: the company points to later this summer, and we assess completion by October 31 as very likely (80-95%). Confidence: moderate, because the size and terms rest on press reporting the company has not confirmed.</w:t>
       </w:r>
       <w:r>
         <w:rPr>
@@ -1057,7 +1057,7 @@
           <w:color w:val="262B35"/>
           <w:sz w:val="21"/>
         </w:rPr>
-        <w:t xml:space="preserve"> The second is the print: a September-to-October disclosure that tests the run-rate against $6.9 billion, the margin against the 70% floor, and February's metrics against fresh ones. The kill criterion is already written. A gross-margin print below 70% by the October disclosure forces a quality re-score, round or no round. The registry, meanwhile, stays quiet: no S-1 was on file at the last check.</w:t>
+        <w:t xml:space="preserve"> The second is the disclosure window: results expected between September and October will test annualized revenue against $6.9 billion, the margin against the 70% threshold, and February's customer metrics against fresh ones. The point at which we would change our call is already set. A gross margin below 70% at the next disclosure forces a rebuild of the quality score, round or no round. The IPO registry, meanwhile, stays quiet: no S-1 was on file at the last check.</w:t>
       </w:r>
       <w:r>
         <w:rPr>
@@ -1122,7 +1122,7 @@
           <w:color w:val="6B7280"/>
           <w:sz w:val="15"/>
         </w:rPr>
-        <w:t>Valuation per AIBQ point, August 10, 2026. Databricks shown at completed and announced marks; xAI implied inside its listed parent (est.); SSI excluded (pre-revenue).</w:t>
+        <w:t>Valuation per AIBQ quality point, August 10, 2026. Databricks shown at its completed and announced valuations; xAI implied inside its listed parent (est.); SSI excluded (pre-revenue).</w:t>
       </w:r>
     </w:p>
     <w:p>

--- a/reports/databricks-vertical-note-2026-08-11/output/Q3_2026_Databricks_Vertical_Analyst_Note.docx
+++ b/reports/databricks-vertical-note-2026-08-11/output/Q3_2026_Databricks_Vertical_Analyst_Note.docx
@@ -263,7 +263,7 @@
           <w:color w:val="262B35"/>
           <w:sz w:val="20"/>
         </w:rPr>
-        <w:t>Pricing the quality: the least expensive of its peers at either price</w:t>
+        <w:t>What the two prices buy</w:t>
       </w:r>
     </w:p>
     <w:p>
@@ -459,7 +459,7 @@
           <w:color w:val="1A1A1A"/>
           <w:sz w:val="20"/>
         </w:rPr>
-        <w:t xml:space="preserve"> Until the money changes hands, the February valuation remains the basis for our analysis.</w:t>
+        <w:t xml:space="preserve"> Until the money changes hands, we value the company at February's $134 billion.</w:t>
       </w:r>
     </w:p>
     <w:p>
@@ -584,7 +584,7 @@
           <w:color w:val="262B35"/>
           <w:sz w:val="21"/>
         </w:rPr>
-        <w:t>The round spent June as a rumor and July as a fact. On July 17, Databricks signed a term sheet for a strategic financing at a $188 billion post-money valuation.</w:t>
+        <w:t>The round spent June as a rumor and July as a fact. On July 17, Databricks signed a term sheet for a strategic financing at a $188 billion post-money valuation, with Coatue leading and new and existing investors participating.</w:t>
       </w:r>
       <w:r>
         <w:rPr>
@@ -602,7 +602,7 @@
           <w:color w:val="262B35"/>
           <w:sz w:val="21"/>
         </w:rPr>
-        <w:t xml:space="preserve"> Coatue is leading, and new and existing investors are participating. The company has not said how much it is raising; press reports put the figure near $3 billion.</w:t>
+        <w:t xml:space="preserve"> The company did not disclose the amount; press reports put it near $3 billion.</w:t>
       </w:r>
       <w:r>
         <w:rPr>
@@ -620,7 +620,7 @@
           <w:color w:val="262B35"/>
           <w:sz w:val="21"/>
         </w:rPr>
-        <w:t xml:space="preserve"> The money has not yet changed hands, either. Databricks expects the round to close later this summer, and PitchBook lists it as announced and in progress; it is the thirteenth venture round in the company's history.</w:t>
+        <w:t xml:space="preserve"> The money moves later this summer, when the round is expected to close, and PitchBook lists the financing, the company's thirteenth venture round, as announced and in progress.</w:t>
       </w:r>
       <w:r>
         <w:rPr>
@@ -653,7 +653,7 @@
           <w:color w:val="262B35"/>
           <w:sz w:val="21"/>
         </w:rPr>
-        <w:t>The price carries the first insight. February's completed round valued Databricks at $134 billion; the term sheet lands 40% above that figure, and $13 billion above the top of the $165 billion to $175 billion range that circulated in June.</w:t>
+        <w:t>Databricks has been raising its own price for nineteen months. A December 2024 round valued the company at $62 billion. September 2025 brought $100 billion, and February's Series L, in which Insight Partners, J.P. Morgan Growth Equity Partners, and Fidelity led $5 billion of equity alongside a $2 billion loan, closed at $134 billion.</w:t>
       </w:r>
       <w:r>
         <w:rPr>
@@ -671,7 +671,7 @@
           <w:color w:val="262B35"/>
           <w:sz w:val="21"/>
         </w:rPr>
-        <w:t xml:space="preserve"> Rumored rounds tend to shrink on contact with a term sheet, because talks leak at their most optimistic number. This one grew, and the growth is the clearest available signal of investor demand. Even so, the step looks restrained next to the rest of the cohort: over the same five months, Anthropic's valuation moved from $380 billion to $965 billion.</w:t>
+        <w:t xml:space="preserve"> The term sheet extends that line to $188 billion and clears the top of the $165 billion to $175 billion range that circulated in June by $13 billion. Anthropic makes even that pace look ordinary: its valuation moved from $380 billion to $965 billion over the same five months.</w:t>
       </w:r>
       <w:r>
         <w:rPr>
@@ -695,7 +695,7 @@
           <w:color w:val="262B35"/>
           <w:sz w:val="21"/>
         </w:rPr>
-        <w:t>The size of the raise carries the second. Where February's round brought in $7.0 billion, this one seeks roughly $3 billion, and the business behind both already funds itself from operations.</w:t>
+        <w:t>The company does not need the money. Free cash flow was already positive at the February disclosure, and that round brought in $7.0 billion, more than double what this one seeks.</w:t>
       </w:r>
       <w:r>
         <w:rPr>
@@ -713,7 +713,7 @@
           <w:color w:val="262B35"/>
           <w:sz w:val="21"/>
         </w:rPr>
-        <w:t xml:space="preserve"> A company that raises a small amount at a 40% higher price is not covering a shortfall; it is putting a higher value on itself and adding reserves on its own schedule. The proceeds are pointed at the AI product line: Genie, Unity AI Gateway, and Lakebase.</w:t>
+        <w:t xml:space="preserve"> Management has instead pointed the new capital at product: Genie, Unity AI Gateway, and Lakebase.</w:t>
       </w:r>
       <w:r>
         <w:rPr>
@@ -731,7 +731,34 @@
           <w:color w:val="262B35"/>
           <w:sz w:val="21"/>
         </w:rPr>
-        <w:t xml:space="preserve"> None of this changes the basis for our analysis. Under our standing rule, a round that has not closed never sets the valuation we work from, so $134 billion remains the working figure until the money settles. Whether the higher price is deserved is a question for the operating results, and the results have an answer.</w:t>
+        <w:t xml:space="preserve"> A listing is not the near-term destination either; no registration statement is on file, and the chief executive has publicly ruled out 2026, with 2027 the earliest window.</w:t>
+      </w:r>
+      <w:r>
+        <w:rPr>
+          <w:b w:val="0"/>
+          <w:color w:val="262B35"/>
+          <w:sz w:val="21"/>
+          <w:vertAlign w:val="superscript"/>
+        </w:rPr>
+        <w:t>8</w:t>
+      </w:r>
+      <w:r>
+        <w:rPr>
+          <w:b w:val="0"/>
+          <w:color w:val="262B35"/>
+          <w:sz w:val="21"/>
+          <w:vertAlign w:val="superscript"/>
+        </w:rPr>
+        <w:t>,10</w:t>
+      </w:r>
+      <w:r>
+        <w:rPr>
+          <w:b w:val="0"/>
+          <w:i w:val="0"/>
+          <w:color w:val="262B35"/>
+          <w:sz w:val="21"/>
+        </w:rPr>
+        <w:t xml:space="preserve"> Read together, the round works as positioning: a small raise at a higher completed valuation keeps every option open while giving up little of the company. Our discipline does not change with the positioning. A round that has not closed does not set the number we work from, so $134 billion remains the working figure until the money settles.</w:t>
       </w:r>
     </w:p>
     <w:p>
@@ -810,7 +837,7 @@
           <w:color w:val="262B35"/>
           <w:sz w:val="21"/>
         </w:rPr>
-        <w:t>The answer is acceleration. Nothing in the operating results moved with the announcement; the new price applies to a business that has grown faster with every update. The latest disclosure put annualized revenue at $6.9 billion, up 80% year over year.</w:t>
+        <w:t>Databricks reported $6.9 billion in annualized revenue in June, up 80% year over year, and July's announcement added nothing to those numbers.</w:t>
       </w:r>
       <w:r>
         <w:rPr>
@@ -828,7 +855,7 @@
           <w:color w:val="262B35"/>
           <w:sz w:val="21"/>
         </w:rPr>
-        <w:t xml:space="preserve"> That made four consecutive updates with faster growth, and the progression tells the story plainly: $4.0 billion, $4.8 billion, $5.4 billion, and $6.9 billion across ten months. Software companies at this scale usually slow down. Databricks keeps speeding up.</w:t>
+        <w:t xml:space="preserve"> What the announcement re-priced is a growth rate that has climbed at every disclosure: the company reported $4.0 billion last September, $4.8 billion in December, $5.4 billion in February, and $6.9 billion in June. Software companies at this scale usually slow down. Databricks keeps speeding up.</w:t>
       </w:r>
     </w:p>
     <w:p>
@@ -843,7 +870,34 @@
           <w:color w:val="262B35"/>
           <w:sz w:val="21"/>
         </w:rPr>
-        <w:t>Gross margin is the counterweight, and it is the number to watch. The margin stands at 74%, down from above 80%, and management expects further declines for a structural reason: AI agents run queries at machine speed, and the computing bill lands in cost of revenue.</w:t>
+        <w:t>Composition explains part of the acceleration. The AI product line reached $1.7 billion in annualized revenue by June, up from $1.4 billion in February, and the data-warehousing product that competes directly with Snowflake crossed $1.5 billion, doubling year over year.</w:t>
+      </w:r>
+      <w:r>
+        <w:rPr>
+          <w:b w:val="0"/>
+          <w:color w:val="262B35"/>
+          <w:sz w:val="21"/>
+          <w:vertAlign w:val="superscript"/>
+        </w:rPr>
+        <w:t>6</w:t>
+      </w:r>
+      <w:r>
+        <w:rPr>
+          <w:b w:val="0"/>
+          <w:color w:val="262B35"/>
+          <w:sz w:val="21"/>
+          <w:vertAlign w:val="superscript"/>
+        </w:rPr>
+        <w:t>,7</w:t>
+      </w:r>
+      <w:r>
+        <w:rPr>
+          <w:b w:val="0"/>
+          <w:i w:val="0"/>
+          <w:color w:val="262B35"/>
+          <w:sz w:val="21"/>
+        </w:rPr>
+        <w:t xml:space="preserve"> Growth of that kind arrives with a bill attached. Gross margin fell to 74% from above 80%, and management expects further declines because AI agents run queries at machine speed while the computing bill lands in cost of revenue.</w:t>
       </w:r>
       <w:r>
         <w:rPr>
@@ -861,7 +915,7 @@
           <w:color w:val="262B35"/>
           <w:sz w:val="21"/>
         </w:rPr>
-        <w:t xml:space="preserve"> That trade sits at the heart of the story because the company's fastest-growing revenue arrives with its own rising cost attached. The threshold that matters is 70%. Below it, our quality score for the company gets rebuilt regardless of what the round does. The cushion today is four percentage points.</w:t>
+        <w:t xml:space="preserve"> For our quality score, 70% is the line that matters; below it, we rebuild the score regardless of what the round does. The cushion today is four percentage points.</w:t>
       </w:r>
     </w:p>
     <w:p>
@@ -876,7 +930,7 @@
           <w:color w:val="262B35"/>
           <w:sz w:val="21"/>
         </w:rPr>
-        <w:t>The rest of the picture is solid but dated. At the February disclosure, free cash flow was positive on both trailing and fiscal-year bases, net revenue retention ran above 140%, and the platform served more than 20,000 organizations; each of those figures is now more than six months old.</w:t>
+        <w:t>The rest of the operating picture is strong but stale. February's disclosure showed positive free cash flow, net revenue retention above 140%, and more than 20,000 customer organizations; those figures are now six months old, and we weight them accordingly.</w:t>
       </w:r>
       <w:r>
         <w:rPr>
@@ -894,7 +948,7 @@
           <w:color w:val="262B35"/>
           <w:sz w:val="21"/>
         </w:rPr>
-        <w:t xml:space="preserve"> Headcount stands at 9,000.</w:t>
+        <w:t xml:space="preserve"> Headcount stood at 9,000 in June.</w:t>
       </w:r>
       <w:r>
         <w:rPr>
@@ -912,7 +966,7 @@
           <w:color w:val="262B35"/>
           <w:sz w:val="21"/>
         </w:rPr>
-        <w:t xml:space="preserve"> The next scheduled update falls between September and October, and until it arrives, the older numbers carry their dates. What can be priced today is the current part of the record: the growth, the margin, and the distance between the two valuations.</w:t>
+        <w:t xml:space="preserve"> The next update, expected between September and October, refreshes everything at once, which concentrates a quarter's worth of evidence into a single window.</w:t>
       </w:r>
     </w:p>
     <w:p>
@@ -976,7 +1030,7 @@
         <w:pStyle w:val="Heading2"/>
       </w:pPr>
       <w:r>
-        <w:t>Pricing the quality: the least expensive of its peers at either price</w:t>
+        <w:t>What the two prices buy</w:t>
       </w:r>
     </w:p>
     <w:p>
@@ -991,7 +1045,7 @@
           <w:color w:val="262B35"/>
           <w:sz w:val="21"/>
         </w:rPr>
-        <w:t>Putting a price on that record is straightforward because the announced valuation applies to the same June results. At $134 billion, Databricks is valued at 19.4 times annualized revenue; at $188 billion, 27.2 times. Adjusting for growth keeps both figures defensible. At 27.2x against 80% growth, each point of growth costs 0.34x, while Snowflake, the closest public comparison, trades at 15.3 times revenue against guided growth of 31%, or 0.49x per point.</w:t>
+        <w:t>Both valuations price the same June results. At $134 billion, investors pay 19.4 times annualized revenue; at $188 billion, they pay 27.2 times. Growth narrows that gap more than the headline suggests. Snowflake, the closest public comparison, trades at 15.3 times revenue while guiding to 31% growth, which works out to 0.49 times revenue for each point of growth.</w:t>
       </w:r>
       <w:r>
         <w:rPr>
@@ -1009,7 +1063,7 @@
           <w:color w:val="262B35"/>
           <w:sz w:val="21"/>
         </w:rPr>
-        <w:t xml:space="preserve"> Investors at the higher private price would still pay less per unit of growth than the public market pays for the slower business.</w:t>
+        <w:t xml:space="preserve"> At the announced valuation, Databricks costs 0.34 times per point. Even at the higher price, a dollar of growth at Databricks costs less than what the public market charges for the slower business.</w:t>
       </w:r>
     </w:p>
     <w:p>
@@ -1024,7 +1078,25 @@
           <w:color w:val="262B35"/>
           <w:sz w:val="21"/>
         </w:rPr>
-        <w:t>Our quality framework tells the same story from a different angle. At the completed valuation, the market pays $15.2 billion for each point of Databricks' business quality score; at the announced valuation, roughly $21.3 billion (est.). Anthropic trades at about $118 billion per point, OpenAI at close to $188 billion, and xAI, valued inside its listed parent SpaceX, at roughly $279 billion (est.). At either price, Databricks costs at least five times less per unit of quality than its nearest peer. That gap, not the round, is the durable fact in this note.</w:t>
+        <w:t>Our quality framework points the same direction. Databricks scores 8.81 on AIBQ, our business-quality measure, the highest score in the frontier cohort, and buyers at the completed valuation pay $15.2 billion for each point of it; at the announced valuation, they would pay roughly $21.3 billion (est.). Anthropic trades at about $118 billion per point, OpenAI at close to $188 billion, and xAI, valued inside its listed parent SpaceX, at roughly $279 billion (est.). Closing this round would place Databricks among the five most valuable private companies in the world, and it would still cost about a fifth of what buyers pay its nearest peer for each unit of quality.</w:t>
+      </w:r>
+      <w:r>
+        <w:rPr>
+          <w:b w:val="0"/>
+          <w:color w:val="262B35"/>
+          <w:sz w:val="21"/>
+          <w:vertAlign w:val="superscript"/>
+        </w:rPr>
+        <w:t>4</w:t>
+      </w:r>
+      <w:r>
+        <w:rPr>
+          <w:b w:val="0"/>
+          <w:color w:val="262B35"/>
+          <w:sz w:val="21"/>
+          <w:vertAlign w:val="superscript"/>
+        </w:rPr>
+        <w:t>,5</w:t>
       </w:r>
     </w:p>
     <w:p>
@@ -1039,7 +1111,7 @@
           <w:color w:val="262B35"/>
           <w:sz w:val="21"/>
         </w:rPr>
-        <w:t>Two dates will decide the next quarter of this coverage. The first is the close: the company points to later this summer, and we assess completion by October 31 as very likely (80-95%). Confidence: moderate, because the size and terms rest on press reporting the company has not confirmed.</w:t>
+        <w:t>Two events settle what this note leaves open. The close comes first: the company points to later this summer, and we assess completion by October 31 as very likely (80-95%). Confidence: moderate, because the size and terms rest on press reporting the company has not confirmed.</w:t>
       </w:r>
       <w:r>
         <w:rPr>
@@ -1057,7 +1129,7 @@
           <w:color w:val="262B35"/>
           <w:sz w:val="21"/>
         </w:rPr>
-        <w:t xml:space="preserve"> The second is the disclosure window: results expected between September and October will test annualized revenue against $6.9 billion, the margin against the 70% threshold, and February's customer metrics against fresh ones. The point at which we would change our call is already set. A gross margin below 70% at the next disclosure forces a rebuild of the quality score, round or no round. The IPO registry, meanwhile, stays quiet: no S-1 was on file at the last check.</w:t>
+        <w:t xml:space="preserve"> The disclosure window follows, with results expected between September and October that will test revenue against $6.9 billion, gross margin against the 70% threshold, and February's customer metrics against fresh figures. A gross margin below 70% at that update would force us to rebuild the quality score, round or no round. For readers pricing late-stage AI exposure, the practical reading sits outside the round itself: Anthropic and OpenAI have already filed confidentially for IPOs while Databricks holds to 2027 at the earliest, so this term sheet resets the private benchmark for data-and-AI platforms, and the quality-per-dollar gap it leaves intact, roughly five to one against the nearest peer, is the spread worth watching into the fall.</w:t>
       </w:r>
       <w:r>
         <w:rPr>
@@ -1066,7 +1138,16 @@
           <w:sz w:val="21"/>
           <w:vertAlign w:val="superscript"/>
         </w:rPr>
-        <w:t>8</w:t>
+        <w:t>10</w:t>
+      </w:r>
+      <w:r>
+        <w:rPr>
+          <w:b w:val="0"/>
+          <w:color w:val="262B35"/>
+          <w:sz w:val="21"/>
+          <w:vertAlign w:val="superscript"/>
+        </w:rPr>
+        <w:t>,11</w:t>
       </w:r>
     </w:p>
     <w:p>
@@ -1818,6 +1899,42 @@
         <w:t>Snowflake 8-K, Q1 FY2027 results and FY2027 product revenue guidance ($5.84B, +31%), May 27, 2026.</w:t>
       </w:r>
     </w:p>
+    <w:p>
+      <w:pPr>
+        <w:spacing w:after="60"/>
+      </w:pPr>
+      <w:r>
+        <w:rPr>
+          <w:b/>
+          <w:sz w:val="18"/>
+        </w:rPr>
+        <w:t xml:space="preserve">10. </w:t>
+      </w:r>
+      <w:r>
+        <w:rPr>
+          <w:sz w:val="18"/>
+        </w:rPr>
+        <w:t>Databricks CEO public comments on listing timing (2026 ruled out; 2027 the earliest window), June 4, 2026.</w:t>
+      </w:r>
+    </w:p>
+    <w:p>
+      <w:pPr>
+        <w:spacing w:after="60"/>
+      </w:pPr>
+      <w:r>
+        <w:rPr>
+          <w:b/>
+          <w:sz w:val="18"/>
+        </w:rPr>
+        <w:t xml:space="preserve">11. </w:t>
+      </w:r>
+      <w:r>
+        <w:rPr>
+          <w:sz w:val="18"/>
+        </w:rPr>
+        <w:t>PitchBook company profiles and financing notes: Anthropic (466959-97) and OpenAI (149504-14), confidential S-1 filings, June 2026.</w:t>
+      </w:r>
+    </w:p>
     <w:sectPr>
       <w:pgSz w:w="12240" w:h="15840"/>
       <w:pgMar w:top="1440" w:right="1440" w:bottom="1440" w:left="1440" w:header="720" w:footer="720" w:gutter="0"/>
